--- a/Case 4/roteiro_apresentacao.docx
+++ b/Case 4/roteiro_apresentacao.docx
@@ -28,7 +28,15 @@
         <w:spacing w:after="160"/>
       </w:pPr>
       <w:r>
-        <w:t xml:space="preserve">Este roteiro segue a ordem dos 5 notebooks do case, célula a célula, com o que falar em cada ponto. As tabelas indicam a célula (ou faixa de células) do notebook correspondente, para facilitar encontrar o lugar certo durante a apresentação.</w:t>
+        <w:t xml:space="preserve">Este roteiro segue a ordem dos 5 notebooks do case, na linguagem mais simples possível, célula a célula. As tabelas indicam a célula (ou o grupo de células) do notebook, para achar o lugar certo na hora de apresentar.</w:t>
+      </w:r>
+    </w:p>
+    <w:p>
+      <w:pPr>
+        <w:spacing w:after="160"/>
+      </w:pPr>
+      <w:r>
+        <w:t xml:space="preserve">Duas siglas aparecem bastante e vale explicar uma vez só: MAPE e RMSE são as duas formas usadas para medir o erro dos modelos, ambas em porcentagem ou em dólar. Em ambas, quanto menor o número, melhor o modelo acertou.</w:t>
       </w:r>
     </w:p>
     <w:p>
@@ -58,11 +66,7 @@
         <w:spacing w:after="80"/>
       </w:pPr>
       <w:r>
-        <w:rPr>
-          <w:sz w:val="20"/>
-          <w:szCs w:val="20"/>
-        </w:rPr>
-        <w:t xml:space="preserve">O objetivo do case é prever o preço de fechamento (Close) de uma ação para 1, 2 e 3 dias úteis à frente.</w:t>
+        <w:t xml:space="preserve">O objetivo do case é prever o preço de uma ação para 1, 2 e 3 dias à frente.</w:t>
       </w:r>
     </w:p>
     <w:p>
@@ -70,11 +74,7 @@
         <w:spacing w:after="80"/>
       </w:pPr>
       <w:r>
-        <w:rPr>
-          <w:sz w:val="20"/>
-          <w:szCs w:val="20"/>
-        </w:rPr>
-        <w:t xml:space="preserve">A avaliação usa validação walk-forward: 17 origens diferentes ao longo do período de teste, cada uma prevendo os 3 horizontes com janela expansiva, sempre sem olhar dados futuros.</w:t>
+        <w:t xml:space="preserve">Para testar se os modelos funcionam de verdade, a gente finge estar em 17 dias diferentes do passado, um de cada vez. Em cada um desses dias, o modelo só pode usar o que já tinha acontecido até ali, nunca o que vem depois, e tenta acertar o preço de 1, 2 e 3 dias seguintes. Isso evita trapaça.</w:t>
       </w:r>
     </w:p>
     <w:p>
@@ -82,11 +82,7 @@
         <w:spacing w:after="80"/>
       </w:pPr>
       <w:r>
-        <w:rPr>
-          <w:sz w:val="20"/>
-          <w:szCs w:val="20"/>
-        </w:rPr>
-        <w:t xml:space="preserve">O case está dividido em 5 notebooks: 01 explora e prepara os dados, 02 testa baselines e modelos clássicos de série temporal, 03 testa Machine Learning e Prophet, 04 junta tudo numa comparação final, e 05 é um teste extra sobre features.</w:t>
+        <w:t xml:space="preserve">O case tem 5 notebooks: o 01 conhece e limpa os dados, o 02 testa modelos estatísticos simples e clássicos, o 03 testa Machine Learning e o Prophet, o 04 junta tudo numa comparação final, e o 05 é um teste extra.</w:t>
       </w:r>
     </w:p>
     <w:p>
@@ -94,11 +90,7 @@
         <w:spacing w:after="80"/>
       </w:pPr>
       <w:r>
-        <w:rPr>
-          <w:sz w:val="20"/>
-          <w:szCs w:val="20"/>
-        </w:rPr>
-        <w:t xml:space="preserve">A linha do tempo da apresentação segue exatamente essa ordem.</w:t>
+        <w:t xml:space="preserve">A apresentação segue essa ordem, do 01 ao 05.</w:t>
       </w:r>
     </w:p>
     <w:p>
@@ -107,7 +99,7 @@
         <w:spacing w:after="200" w:before="400"/>
       </w:pPr>
       <w:r>
-        <w:t xml:space="preserve">Notebook 01 — Análise Exploratória</w:t>
+        <w:t xml:space="preserve">Notebook 01 — Conhecendo e limpando os dados</w:t>
       </w:r>
     </w:p>
     <w:tbl>
@@ -123,8 +115,9 @@
         </w:tblBorders>
       </w:tblPr>
       <w:tblGrid>
-        <w:gridCol w:w="1600"/>
-        <w:gridCol w:w="7760"/>
+        <w:gridCol w:w="1300"/>
+        <w:gridCol w:w="4200"/>
+        <w:gridCol w:w="3860"/>
       </w:tblGrid>
       <w:tr>
         <w:trPr>
@@ -132,7 +125,7 @@
         </w:trPr>
         <w:tc>
           <w:tcPr>
-            <w:tcW w:type="dxa" w:w="1600"/>
+            <w:tcW w:type="dxa" w:w="1300"/>
             <w:shd w:fill="2E5FA3" w:color="auto" w:val="clear"/>
             <w:tcMar>
               <w:top w:type="dxa" w:w="100"/>
@@ -156,7 +149,7 @@
         </w:tc>
         <w:tc>
           <w:tcPr>
-            <w:tcW w:type="dxa" w:w="7760"/>
+            <w:tcW w:type="dxa" w:w="4200"/>
             <w:shd w:fill="2E5FA3" w:color="auto" w:val="clear"/>
             <w:tcMar>
               <w:top w:type="dxa" w:w="100"/>
@@ -178,11 +171,35 @@
             </w:r>
           </w:p>
         </w:tc>
-      </w:tr>
-      <w:tr>
-        <w:tc>
-          <w:tcPr>
-            <w:tcW w:type="dxa" w:w="1600"/>
+        <w:tc>
+          <w:tcPr>
+            <w:tcW w:type="dxa" w:w="3860"/>
+            <w:shd w:fill="2E5FA3" w:color="auto" w:val="clear"/>
+            <w:tcMar>
+              <w:top w:type="dxa" w:w="100"/>
+              <w:left w:type="dxa" w:w="120"/>
+              <w:bottom w:type="dxa" w:w="100"/>
+              <w:right w:type="dxa" w:w="120"/>
+            </w:tcMar>
+          </w:tcPr>
+          <w:p>
+            <w:r>
+              <w:rPr>
+                <w:b/>
+                <w:bCs/>
+                <w:color w:val="FFFFFF"/>
+                <w:sz w:val="20"/>
+                <w:szCs w:val="20"/>
+              </w:rPr>
+              <w:t xml:space="preserve">Por quê</w:t>
+            </w:r>
+          </w:p>
+        </w:tc>
+      </w:tr>
+      <w:tr>
+        <w:tc>
+          <w:tcPr>
+            <w:tcW w:type="dxa" w:w="1300"/>
             <w:tcMar>
               <w:top w:type="dxa" w:w="100"/>
               <w:left w:type="dxa" w:w="120"/>
@@ -205,29 +222,51 @@
         </w:tc>
         <w:tc>
           <w:tcPr>
-            <w:tcW w:type="dxa" w:w="7760"/>
-            <w:tcMar>
-              <w:top w:type="dxa" w:w="100"/>
-              <w:left w:type="dxa" w:w="120"/>
-              <w:bottom w:type="dxa" w:w="100"/>
-              <w:right w:type="dxa" w:w="120"/>
-            </w:tcMar>
-          </w:tcPr>
-          <w:p>
-            <w:r>
-              <w:rPr>
-                <w:sz w:val="20"/>
-                <w:szCs w:val="20"/>
-              </w:rPr>
-              <w:t xml:space="preserve">Os dados vêm de dois arquivos, treino e teste, carregados com a data já convertida. Dizer quantas linhas tem cada um e o período coberto (aparece no print da célula 6).</w:t>
-            </w:r>
-          </w:p>
-        </w:tc>
-      </w:tr>
-      <w:tr>
-        <w:tc>
-          <w:tcPr>
-            <w:tcW w:type="dxa" w:w="1600"/>
+            <w:tcW w:type="dxa" w:w="4200"/>
+            <w:tcMar>
+              <w:top w:type="dxa" w:w="100"/>
+              <w:left w:type="dxa" w:w="120"/>
+              <w:bottom w:type="dxa" w:w="100"/>
+              <w:right w:type="dxa" w:w="120"/>
+            </w:tcMar>
+          </w:tcPr>
+          <w:p>
+            <w:r>
+              <w:rPr>
+                <w:sz w:val="20"/>
+                <w:szCs w:val="20"/>
+              </w:rPr>
+              <w:t xml:space="preserve">Os dados vêm de dois arquivos, um de treino e um de teste, já com a data no formato certo. Falar quantas linhas tem cada um e o período que cobrem (aparece no print da célula 6).</w:t>
+            </w:r>
+          </w:p>
+        </w:tc>
+        <w:tc>
+          <w:tcPr>
+            <w:tcW w:type="dxa" w:w="3860"/>
+            <w:tcMar>
+              <w:top w:type="dxa" w:w="100"/>
+              <w:left w:type="dxa" w:w="120"/>
+              <w:bottom w:type="dxa" w:w="100"/>
+              <w:right w:type="dxa" w:w="120"/>
+            </w:tcMar>
+          </w:tcPr>
+          <w:p>
+            <w:r>
+              <w:rPr>
+                <w:i/>
+                <w:iCs/>
+                <w:sz w:val="20"/>
+                <w:szCs w:val="20"/>
+              </w:rPr>
+              <w:t xml:space="preserve">Antes de mexer em qualquer coisa, é preciso saber exatamente o que se tem: quantas linhas, qual período, e confirmar que treino e teste vieram corretos.</w:t>
+            </w:r>
+          </w:p>
+        </w:tc>
+      </w:tr>
+      <w:tr>
+        <w:tc>
+          <w:tcPr>
+            <w:tcW w:type="dxa" w:w="1300"/>
             <w:shd w:fill="F2F4F7" w:color="auto" w:val="clear"/>
             <w:tcMar>
               <w:top w:type="dxa" w:w="100"/>
@@ -251,30 +290,53 @@
         </w:tc>
         <w:tc>
           <w:tcPr>
-            <w:tcW w:type="dxa" w:w="7760"/>
-            <w:shd w:fill="F2F4F7" w:color="auto" w:val="clear"/>
-            <w:tcMar>
-              <w:top w:type="dxa" w:w="100"/>
-              <w:left w:type="dxa" w:w="120"/>
-              <w:bottom w:type="dxa" w:w="100"/>
-              <w:right w:type="dxa" w:w="120"/>
-            </w:tcMar>
-          </w:tcPr>
-          <w:p>
-            <w:r>
-              <w:rPr>
-                <w:sz w:val="20"/>
-                <w:szCs w:val="20"/>
-              </w:rPr>
-              <w:t xml:space="preserve">Checagem de qualidade básica: 3 datas no treino têm todas as colunas vazias (28/03/2013, 26/04/2013 e 26/07/2013), não há datas duplicadas, e não há sobreposição de datas entre treino e teste. Mostra que a base é limpa na maior parte.</w:t>
-            </w:r>
-          </w:p>
-        </w:tc>
-      </w:tr>
-      <w:tr>
-        <w:tc>
-          <w:tcPr>
-            <w:tcW w:type="dxa" w:w="1600"/>
+            <w:tcW w:type="dxa" w:w="4200"/>
+            <w:shd w:fill="F2F4F7" w:color="auto" w:val="clear"/>
+            <w:tcMar>
+              <w:top w:type="dxa" w:w="100"/>
+              <w:left w:type="dxa" w:w="120"/>
+              <w:bottom w:type="dxa" w:w="100"/>
+              <w:right w:type="dxa" w:w="120"/>
+            </w:tcMar>
+          </w:tcPr>
+          <w:p>
+            <w:r>
+              <w:rPr>
+                <w:sz w:val="20"/>
+                <w:szCs w:val="20"/>
+              </w:rPr>
+              <w:t xml:space="preserve">Uma checagem básica de qualidade: 3 dias no treino estão completamente em branco (28/03/2013, 26/04/2013 e 26/07/2013), não existe nenhuma data repetida, e treino e teste não têm nenhum dia em comum. Ou seja, a base está bem organizada.</w:t>
+            </w:r>
+          </w:p>
+        </w:tc>
+        <w:tc>
+          <w:tcPr>
+            <w:tcW w:type="dxa" w:w="3860"/>
+            <w:shd w:fill="F2F4F7" w:color="auto" w:val="clear"/>
+            <w:tcMar>
+              <w:top w:type="dxa" w:w="100"/>
+              <w:left w:type="dxa" w:w="120"/>
+              <w:bottom w:type="dxa" w:w="100"/>
+              <w:right w:type="dxa" w:w="120"/>
+            </w:tcMar>
+          </w:tcPr>
+          <w:p>
+            <w:r>
+              <w:rPr>
+                <w:i/>
+                <w:iCs/>
+                <w:sz w:val="20"/>
+                <w:szCs w:val="20"/>
+              </w:rPr>
+              <w:t xml:space="preserve">Checar duplicatas, datas em branco e sobreposição entre treino e teste evita treinar ou avaliar o modelo em cima de uma base com erro escondido.</w:t>
+            </w:r>
+          </w:p>
+        </w:tc>
+      </w:tr>
+      <w:tr>
+        <w:tc>
+          <w:tcPr>
+            <w:tcW w:type="dxa" w:w="1300"/>
             <w:tcMar>
               <w:top w:type="dxa" w:w="100"/>
               <w:left w:type="dxa" w:w="120"/>
@@ -297,29 +359,51 @@
         </w:tc>
         <w:tc>
           <w:tcPr>
-            <w:tcW w:type="dxa" w:w="7760"/>
-            <w:tcMar>
-              <w:top w:type="dxa" w:w="100"/>
-              <w:left w:type="dxa" w:w="120"/>
-              <w:bottom w:type="dxa" w:w="100"/>
-              <w:right w:type="dxa" w:w="120"/>
-            </w:tcMar>
-          </w:tcPr>
-          <w:p>
-            <w:r>
-              <w:rPr>
-                <w:sz w:val="20"/>
-                <w:szCs w:val="20"/>
-              </w:rPr>
-              <w:t xml:space="preserve">As 3 datas totalmente vazias são preenchidas por interpolação linear a partir dos dias adjacentes. O Volume é convertido para inteiro nos dois conjuntos, para bater com o tipo do teste.</w:t>
-            </w:r>
-          </w:p>
-        </w:tc>
-      </w:tr>
-      <w:tr>
-        <w:tc>
-          <w:tcPr>
-            <w:tcW w:type="dxa" w:w="1600"/>
+            <w:tcW w:type="dxa" w:w="4200"/>
+            <w:tcMar>
+              <w:top w:type="dxa" w:w="100"/>
+              <w:left w:type="dxa" w:w="120"/>
+              <w:bottom w:type="dxa" w:w="100"/>
+              <w:right w:type="dxa" w:w="120"/>
+            </w:tcMar>
+          </w:tcPr>
+          <w:p>
+            <w:r>
+              <w:rPr>
+                <w:sz w:val="20"/>
+                <w:szCs w:val="20"/>
+              </w:rPr>
+              <w:t xml:space="preserve">Os 3 dias em branco são preenchidos com uma média entre o dia de antes e o de depois. O Volume também é ajustado para número inteiro nos dois arquivos.</w:t>
+            </w:r>
+          </w:p>
+        </w:tc>
+        <w:tc>
+          <w:tcPr>
+            <w:tcW w:type="dxa" w:w="3860"/>
+            <w:tcMar>
+              <w:top w:type="dxa" w:w="100"/>
+              <w:left w:type="dxa" w:w="120"/>
+              <w:bottom w:type="dxa" w:w="100"/>
+              <w:right w:type="dxa" w:w="120"/>
+            </w:tcMar>
+          </w:tcPr>
+          <w:p>
+            <w:r>
+              <w:rPr>
+                <w:i/>
+                <w:iCs/>
+                <w:sz w:val="20"/>
+                <w:szCs w:val="20"/>
+              </w:rPr>
+              <w:t xml:space="preserve">Preencher os dias em branco evita que esses buracos quebrem contas que dependem de dias seguidos, como médias móveis e retornos.</w:t>
+            </w:r>
+          </w:p>
+        </w:tc>
+      </w:tr>
+      <w:tr>
+        <w:tc>
+          <w:tcPr>
+            <w:tcW w:type="dxa" w:w="1300"/>
             <w:shd w:fill="F2F4F7" w:color="auto" w:val="clear"/>
             <w:tcMar>
               <w:top w:type="dxa" w:w="100"/>
@@ -337,36 +421,59 @@
                 <w:szCs w:val="20"/>
               </w:rPr>
               <w:t xml:space="preserve">Células 23-24
-(Estrutura temporal)</w:t>
-            </w:r>
-          </w:p>
-        </w:tc>
-        <w:tc>
-          <w:tcPr>
-            <w:tcW w:type="dxa" w:w="7760"/>
-            <w:shd w:fill="F2F4F7" w:color="auto" w:val="clear"/>
-            <w:tcMar>
-              <w:top w:type="dxa" w:w="100"/>
-              <w:left w:type="dxa" w:w="120"/>
-              <w:bottom w:type="dxa" w:w="100"/>
-              <w:right w:type="dxa" w:w="120"/>
-            </w:tcMar>
-          </w:tcPr>
-          <w:p>
-            <w:r>
-              <w:rPr>
-                <w:sz w:val="20"/>
-                <w:szCs w:val="20"/>
-              </w:rPr>
-              <w:t xml:space="preserve">Verificação de dias de pregão ausentes: 63 dias úteis não aparecem no treino, e o maior intervalo entre dois pregões seguidos foi de 5 dias corridos. Isso é compatível com feriados normais, não é sinal de dado perdido (um gap de 10 ou 15 dias que não fosse feriado, aí sim seria preocupante).</w:t>
-            </w:r>
-          </w:p>
-        </w:tc>
-      </w:tr>
-      <w:tr>
-        <w:tc>
-          <w:tcPr>
-            <w:tcW w:type="dxa" w:w="1600"/>
+(Dias faltando)</w:t>
+            </w:r>
+          </w:p>
+        </w:tc>
+        <w:tc>
+          <w:tcPr>
+            <w:tcW w:type="dxa" w:w="4200"/>
+            <w:shd w:fill="F2F4F7" w:color="auto" w:val="clear"/>
+            <w:tcMar>
+              <w:top w:type="dxa" w:w="100"/>
+              <w:left w:type="dxa" w:w="120"/>
+              <w:bottom w:type="dxa" w:w="100"/>
+              <w:right w:type="dxa" w:w="120"/>
+            </w:tcMar>
+          </w:tcPr>
+          <w:p>
+            <w:r>
+              <w:rPr>
+                <w:sz w:val="20"/>
+                <w:szCs w:val="20"/>
+              </w:rPr>
+              <w:t xml:space="preserve">Uma checagem de quantos dias de pregão estão faltando: 63 dias, e o maior buraco seguido foi de 5 dias corridos. Isso combina com feriados normais, não é sinal de dado perdido de verdade (um buraco de 10 ou 15 dias, sem ser feriado, aí sim seria motivo de preocupação).</w:t>
+            </w:r>
+          </w:p>
+        </w:tc>
+        <w:tc>
+          <w:tcPr>
+            <w:tcW w:type="dxa" w:w="3860"/>
+            <w:shd w:fill="F2F4F7" w:color="auto" w:val="clear"/>
+            <w:tcMar>
+              <w:top w:type="dxa" w:w="100"/>
+              <w:left w:type="dxa" w:w="120"/>
+              <w:bottom w:type="dxa" w:w="100"/>
+              <w:right w:type="dxa" w:w="120"/>
+            </w:tcMar>
+          </w:tcPr>
+          <w:p>
+            <w:r>
+              <w:rPr>
+                <w:i/>
+                <w:iCs/>
+                <w:sz w:val="20"/>
+                <w:szCs w:val="20"/>
+              </w:rPr>
+              <w:t xml:space="preserve">Serve para garantir que os dias sem pregão são feriados normais, e não uma falha na coleta dos dados, que exigiria correção antes de seguir.</w:t>
+            </w:r>
+          </w:p>
+        </w:tc>
+      </w:tr>
+      <w:tr>
+        <w:tc>
+          <w:tcPr>
+            <w:tcW w:type="dxa" w:w="1300"/>
             <w:tcMar>
               <w:top w:type="dxa" w:w="100"/>
               <w:left w:type="dxa" w:w="120"/>
@@ -383,35 +490,57 @@
                 <w:szCs w:val="20"/>
               </w:rPr>
               <w:t xml:space="preserve">Célula 27
-(Estatísticas do Close)</w:t>
-            </w:r>
-          </w:p>
-        </w:tc>
-        <w:tc>
-          <w:tcPr>
-            <w:tcW w:type="dxa" w:w="7760"/>
-            <w:tcMar>
-              <w:top w:type="dxa" w:w="100"/>
-              <w:left w:type="dxa" w:w="120"/>
-              <w:bottom w:type="dxa" w:w="100"/>
-              <w:right w:type="dxa" w:w="120"/>
-            </w:tcMar>
-          </w:tcPr>
-          <w:p>
-            <w:r>
-              <w:rPr>
-                <w:sz w:val="20"/>
-                <w:szCs w:val="20"/>
-              </w:rPr>
-              <w:t xml:space="preserve">O Close varia de 4,20 a 27,39 ao longo do treino, com bastante variabilidade, o que já antecipa uma série não estacionária.</w:t>
-            </w:r>
-          </w:p>
-        </w:tc>
-      </w:tr>
-      <w:tr>
-        <w:tc>
-          <w:tcPr>
-            <w:tcW w:type="dxa" w:w="1600"/>
+(Estatísticas do preço)</w:t>
+            </w:r>
+          </w:p>
+        </w:tc>
+        <w:tc>
+          <w:tcPr>
+            <w:tcW w:type="dxa" w:w="4200"/>
+            <w:tcMar>
+              <w:top w:type="dxa" w:w="100"/>
+              <w:left w:type="dxa" w:w="120"/>
+              <w:bottom w:type="dxa" w:w="100"/>
+              <w:right w:type="dxa" w:w="120"/>
+            </w:tcMar>
+          </w:tcPr>
+          <w:p>
+            <w:r>
+              <w:rPr>
+                <w:sz w:val="20"/>
+                <w:szCs w:val="20"/>
+              </w:rPr>
+              <w:t xml:space="preserve">O preço de fechamento variou de 4,20 a 27,39 no período de treino, uma faixa bem larga, o que já mostra que o preço mudou bastante ao longo do tempo.</w:t>
+            </w:r>
+          </w:p>
+        </w:tc>
+        <w:tc>
+          <w:tcPr>
+            <w:tcW w:type="dxa" w:w="3860"/>
+            <w:tcMar>
+              <w:top w:type="dxa" w:w="100"/>
+              <w:left w:type="dxa" w:w="120"/>
+              <w:bottom w:type="dxa" w:w="100"/>
+              <w:right w:type="dxa" w:w="120"/>
+            </w:tcMar>
+          </w:tcPr>
+          <w:p>
+            <w:r>
+              <w:rPr>
+                <w:i/>
+                <w:iCs/>
+                <w:sz w:val="20"/>
+                <w:szCs w:val="20"/>
+              </w:rPr>
+              <w:t xml:space="preserve">Dá uma noção do tamanho do problema: uma faixa de preço tão larga já indica que qualquer modelo vai precisar lidar com bastante mudança ao longo do tempo.</w:t>
+            </w:r>
+          </w:p>
+        </w:tc>
+      </w:tr>
+      <w:tr>
+        <w:tc>
+          <w:tcPr>
+            <w:tcW w:type="dxa" w:w="1300"/>
             <w:shd w:fill="F2F4F7" w:color="auto" w:val="clear"/>
             <w:tcMar>
               <w:top w:type="dxa" w:w="100"/>
@@ -429,36 +558,59 @@
                 <w:szCs w:val="20"/>
               </w:rPr>
               <w:t xml:space="preserve">Células 29-31
-(Outliers)</w:t>
-            </w:r>
-          </w:p>
-        </w:tc>
-        <w:tc>
-          <w:tcPr>
-            <w:tcW w:type="dxa" w:w="7760"/>
-            <w:shd w:fill="F2F4F7" w:color="auto" w:val="clear"/>
-            <w:tcMar>
-              <w:top w:type="dxa" w:w="100"/>
-              <w:left w:type="dxa" w:w="120"/>
-              <w:bottom w:type="dxa" w:w="100"/>
-              <w:right w:type="dxa" w:w="120"/>
-            </w:tcMar>
-          </w:tcPr>
-          <w:p>
-            <w:r>
-              <w:rPr>
-                <w:sz w:val="20"/>
-                <w:szCs w:val="20"/>
-              </w:rPr>
-              <w:t xml:space="preserve">Pelo critério IQR, o Close tem 1 outlier: o pico de 27,39 em 16/05/2018, bem perto do fim do treino. Não é tratado porque não é erro, é o valor mais alto real que a ação atingiu, e o IQR tende a marcar a ponta de uma série com tendência como outlier mesmo sem ser anomalia. O Volume tem 41 outliers, também não tratados, porque Volume não entra nos modelos univariados usados no case.</w:t>
-            </w:r>
-          </w:p>
-        </w:tc>
-      </w:tr>
-      <w:tr>
-        <w:tc>
-          <w:tcPr>
-            <w:tcW w:type="dxa" w:w="1600"/>
+(Valores fora do padrão)</w:t>
+            </w:r>
+          </w:p>
+        </w:tc>
+        <w:tc>
+          <w:tcPr>
+            <w:tcW w:type="dxa" w:w="4200"/>
+            <w:shd w:fill="F2F4F7" w:color="auto" w:val="clear"/>
+            <w:tcMar>
+              <w:top w:type="dxa" w:w="100"/>
+              <w:left w:type="dxa" w:w="120"/>
+              <w:bottom w:type="dxa" w:w="100"/>
+              <w:right w:type="dxa" w:w="120"/>
+            </w:tcMar>
+          </w:tcPr>
+          <w:p>
+            <w:r>
+              <w:rPr>
+                <w:sz w:val="20"/>
+                <w:szCs w:val="20"/>
+              </w:rPr>
+              <w:t xml:space="preserve">Usando um método estatístico simples (chamado IQR), o preço tem 1 valor bem fora do padrão: o pico de 27,39 em 16/05/2018, perto do fim do treino. Esse valor não é corrigido, porque não é erro, é o preço mais alto que a ação realmente atingiu. O Volume tem 41 valores fora do padrão, também não corrigidos, porque o Volume nem entra nas contas dos modelos.</w:t>
+            </w:r>
+          </w:p>
+        </w:tc>
+        <w:tc>
+          <w:tcPr>
+            <w:tcW w:type="dxa" w:w="3860"/>
+            <w:shd w:fill="F2F4F7" w:color="auto" w:val="clear"/>
+            <w:tcMar>
+              <w:top w:type="dxa" w:w="100"/>
+              <w:left w:type="dxa" w:w="120"/>
+              <w:bottom w:type="dxa" w:w="100"/>
+              <w:right w:type="dxa" w:w="120"/>
+            </w:tcMar>
+          </w:tcPr>
+          <w:p>
+            <w:r>
+              <w:rPr>
+                <w:i/>
+                <w:iCs/>
+                <w:sz w:val="20"/>
+                <w:szCs w:val="20"/>
+              </w:rPr>
+              <w:t xml:space="preserve">Verifica se existem erros de digitação ou medição na base. Só se corrige o que for erro; um valor real, mesmo extremo, precisa ser mantido, senão o modelo aprende uma versão distorcida da realidade.</w:t>
+            </w:r>
+          </w:p>
+        </w:tc>
+      </w:tr>
+      <w:tr>
+        <w:tc>
+          <w:tcPr>
+            <w:tcW w:type="dxa" w:w="1300"/>
             <w:tcMar>
               <w:top w:type="dxa" w:w="100"/>
               <w:left w:type="dxa" w:w="120"/>
@@ -475,35 +627,57 @@
                 <w:szCs w:val="20"/>
               </w:rPr>
               <w:t xml:space="preserve">Células 33-34
-(Retornos)</w:t>
-            </w:r>
-          </w:p>
-        </w:tc>
-        <w:tc>
-          <w:tcPr>
-            <w:tcW w:type="dxa" w:w="7760"/>
-            <w:tcMar>
-              <w:top w:type="dxa" w:w="100"/>
-              <w:left w:type="dxa" w:w="120"/>
-              <w:bottom w:type="dxa" w:w="100"/>
-              <w:right w:type="dxa" w:w="120"/>
-            </w:tcMar>
-          </w:tcPr>
-          <w:p>
-            <w:r>
-              <w:rPr>
-                <w:sz w:val="20"/>
-                <w:szCs w:val="20"/>
-              </w:rPr>
-              <w:t xml:space="preserve">O retorno diário (variação percentual dia a dia) tem média perto de zero (0,05%) e desvio-padrão de 3,19%, com mínimo de -15,76% e máximo de +16,28%. Mostra que, no dia a dia, o preço sobe tanto quanto desce.</w:t>
-            </w:r>
-          </w:p>
-        </w:tc>
-      </w:tr>
-      <w:tr>
-        <w:tc>
-          <w:tcPr>
-            <w:tcW w:type="dxa" w:w="1600"/>
+(Quanto o preço varia por dia)</w:t>
+            </w:r>
+          </w:p>
+        </w:tc>
+        <w:tc>
+          <w:tcPr>
+            <w:tcW w:type="dxa" w:w="4200"/>
+            <w:tcMar>
+              <w:top w:type="dxa" w:w="100"/>
+              <w:left w:type="dxa" w:w="120"/>
+              <w:bottom w:type="dxa" w:w="100"/>
+              <w:right w:type="dxa" w:w="120"/>
+            </w:tcMar>
+          </w:tcPr>
+          <w:p>
+            <w:r>
+              <w:rPr>
+                <w:sz w:val="20"/>
+                <w:szCs w:val="20"/>
+              </w:rPr>
+              <w:t xml:space="preserve">Olhando quanto o preço sobe ou desce a cada dia, em porcentagem: em média fica perto de zero, ou seja, sobe tanto quanto desce, mas com uma variação típica de 3,19% por dia, podendo chegar perto de ±16% nos dias mais extremos.</w:t>
+            </w:r>
+          </w:p>
+        </w:tc>
+        <w:tc>
+          <w:tcPr>
+            <w:tcW w:type="dxa" w:w="3860"/>
+            <w:tcMar>
+              <w:top w:type="dxa" w:w="100"/>
+              <w:left w:type="dxa" w:w="120"/>
+              <w:bottom w:type="dxa" w:w="100"/>
+              <w:right w:type="dxa" w:w="120"/>
+            </w:tcMar>
+          </w:tcPr>
+          <w:p>
+            <w:r>
+              <w:rPr>
+                <w:i/>
+                <w:iCs/>
+                <w:sz w:val="20"/>
+                <w:szCs w:val="20"/>
+              </w:rPr>
+              <w:t xml:space="preserve">Medir a variação típica dá uma referência de quanto erro é razoável esperar de qualquer modelo, útil mais adiante para julgar se o erro dos modelos é alto ou baixo.</w:t>
+            </w:r>
+          </w:p>
+        </w:tc>
+      </w:tr>
+      <w:tr>
+        <w:tc>
+          <w:tcPr>
+            <w:tcW w:type="dxa" w:w="1300"/>
             <w:shd w:fill="F2F4F7" w:color="auto" w:val="clear"/>
             <w:tcMar>
               <w:top w:type="dxa" w:w="100"/>
@@ -521,36 +695,59 @@
                 <w:szCs w:val="20"/>
               </w:rPr>
               <w:t xml:space="preserve">Células 36-37
-(Choques)</w:t>
-            </w:r>
-          </w:p>
-        </w:tc>
-        <w:tc>
-          <w:tcPr>
-            <w:tcW w:type="dxa" w:w="7760"/>
-            <w:shd w:fill="F2F4F7" w:color="auto" w:val="clear"/>
-            <w:tcMar>
-              <w:top w:type="dxa" w:w="100"/>
-              <w:left w:type="dxa" w:w="120"/>
-              <w:bottom w:type="dxa" w:w="100"/>
-              <w:right w:type="dxa" w:w="120"/>
-            </w:tcMar>
-          </w:tcPr>
-          <w:p>
-            <w:r>
-              <w:rPr>
-                <w:sz w:val="20"/>
-                <w:szCs w:val="20"/>
-              </w:rPr>
-              <w:t xml:space="preserve">5 dias tiveram retorno acima de 4 desvios-padrão (mais de 12,76% de variação): 03/02/2015, 22/02/2016, 03/03/2016, 18/05/2017 e 24/05/2018. Esse último é a queda de 13,7% que fecha o período de treino, um dia antes do teste começar, e volta a aparecer várias vezes no case como o principal motivo de erro dos modelos.</w:t>
-            </w:r>
-          </w:p>
-        </w:tc>
-      </w:tr>
-      <w:tr>
-        <w:tc>
-          <w:tcPr>
-            <w:tcW w:type="dxa" w:w="1600"/>
+(Dias fora da curva)</w:t>
+            </w:r>
+          </w:p>
+        </w:tc>
+        <w:tc>
+          <w:tcPr>
+            <w:tcW w:type="dxa" w:w="4200"/>
+            <w:shd w:fill="F2F4F7" w:color="auto" w:val="clear"/>
+            <w:tcMar>
+              <w:top w:type="dxa" w:w="100"/>
+              <w:left w:type="dxa" w:w="120"/>
+              <w:bottom w:type="dxa" w:w="100"/>
+              <w:right w:type="dxa" w:w="120"/>
+            </w:tcMar>
+          </w:tcPr>
+          <w:p>
+            <w:r>
+              <w:rPr>
+                <w:sz w:val="20"/>
+                <w:szCs w:val="20"/>
+              </w:rPr>
+              <w:t xml:space="preserve">5 dias tiveram uma variação bem maior que o normal: 03/02/2015, 22/02/2016, 03/03/2016, 18/05/2017 e 24/05/2018. Esse último é a queda de 13,7% que fecha o treino, um dia antes do teste começar, e ela volta a aparecer várias vezes ao longo do case como o principal motivo de erro dos modelos.</w:t>
+            </w:r>
+          </w:p>
+        </w:tc>
+        <w:tc>
+          <w:tcPr>
+            <w:tcW w:type="dxa" w:w="3860"/>
+            <w:shd w:fill="F2F4F7" w:color="auto" w:val="clear"/>
+            <w:tcMar>
+              <w:top w:type="dxa" w:w="100"/>
+              <w:left w:type="dxa" w:w="120"/>
+              <w:bottom w:type="dxa" w:w="100"/>
+              <w:right w:type="dxa" w:w="120"/>
+            </w:tcMar>
+          </w:tcPr>
+          <w:p>
+            <w:r>
+              <w:rPr>
+                <w:i/>
+                <w:iCs/>
+                <w:sz w:val="20"/>
+                <w:szCs w:val="20"/>
+              </w:rPr>
+              <w:t xml:space="preserve">Identificar esses dias extremos com antecedência ajuda a entender, mais à frente, por que certos modelos erram mais perto da queda que fecha o treino.</w:t>
+            </w:r>
+          </w:p>
+        </w:tc>
+      </w:tr>
+      <w:tr>
+        <w:tc>
+          <w:tcPr>
+            <w:tcW w:type="dxa" w:w="1300"/>
             <w:tcMar>
               <w:top w:type="dxa" w:w="100"/>
               <w:left w:type="dxa" w:w="120"/>
@@ -567,35 +764,57 @@
                 <w:szCs w:val="20"/>
               </w:rPr>
               <w:t xml:space="preserve">Células 40-41
-(Série completa)</w:t>
-            </w:r>
-          </w:p>
-        </w:tc>
-        <w:tc>
-          <w:tcPr>
-            <w:tcW w:type="dxa" w:w="7760"/>
-            <w:tcMar>
-              <w:top w:type="dxa" w:w="100"/>
-              <w:left w:type="dxa" w:w="120"/>
-              <w:bottom w:type="dxa" w:w="100"/>
-              <w:right w:type="dxa" w:w="120"/>
-            </w:tcMar>
-          </w:tcPr>
-          <w:p>
-            <w:r>
-              <w:rPr>
-                <w:sz w:val="20"/>
-                <w:szCs w:val="20"/>
-              </w:rPr>
-              <w:t xml:space="preserve">O gráfico mostra alta volatilidade, com quedas e recuperações, uma tendência de alta a partir de 2016 até o pico de 2018, seguida da queda acentuada logo no início do período de teste.</w:t>
-            </w:r>
-          </w:p>
-        </w:tc>
-      </w:tr>
-      <w:tr>
-        <w:tc>
-          <w:tcPr>
-            <w:tcW w:type="dxa" w:w="1600"/>
+(Gráfico da série toda)</w:t>
+            </w:r>
+          </w:p>
+        </w:tc>
+        <w:tc>
+          <w:tcPr>
+            <w:tcW w:type="dxa" w:w="4200"/>
+            <w:tcMar>
+              <w:top w:type="dxa" w:w="100"/>
+              <w:left w:type="dxa" w:w="120"/>
+              <w:bottom w:type="dxa" w:w="100"/>
+              <w:right w:type="dxa" w:w="120"/>
+            </w:tcMar>
+          </w:tcPr>
+          <w:p>
+            <w:r>
+              <w:rPr>
+                <w:sz w:val="20"/>
+                <w:szCs w:val="20"/>
+              </w:rPr>
+              <w:t xml:space="preserve">O gráfico mostra bastante sobe e desce, uma subida forte a partir de 2016 até o pico de 2018, seguida de uma queda forte logo no começo do período de teste.</w:t>
+            </w:r>
+          </w:p>
+        </w:tc>
+        <w:tc>
+          <w:tcPr>
+            <w:tcW w:type="dxa" w:w="3860"/>
+            <w:tcMar>
+              <w:top w:type="dxa" w:w="100"/>
+              <w:left w:type="dxa" w:w="120"/>
+              <w:bottom w:type="dxa" w:w="100"/>
+              <w:right w:type="dxa" w:w="120"/>
+            </w:tcMar>
+          </w:tcPr>
+          <w:p>
+            <w:r>
+              <w:rPr>
+                <w:i/>
+                <w:iCs/>
+                <w:sz w:val="20"/>
+                <w:szCs w:val="20"/>
+              </w:rPr>
+              <w:t xml:space="preserve">Ver o gráfico completo é a forma mais direta de enxergar tendências e quebras que números sozinhos não mostram tão bem.</w:t>
+            </w:r>
+          </w:p>
+        </w:tc>
+      </w:tr>
+      <w:tr>
+        <w:tc>
+          <w:tcPr>
+            <w:tcW w:type="dxa" w:w="1300"/>
             <w:shd w:fill="F2F4F7" w:color="auto" w:val="clear"/>
             <w:tcMar>
               <w:top w:type="dxa" w:w="100"/>
@@ -613,36 +832,59 @@
                 <w:szCs w:val="20"/>
               </w:rPr>
               <w:t xml:space="preserve">Célula 43
-(Zoom treino → teste)</w:t>
-            </w:r>
-          </w:p>
-        </w:tc>
-        <w:tc>
-          <w:tcPr>
-            <w:tcW w:type="dxa" w:w="7760"/>
-            <w:shd w:fill="F2F4F7" w:color="auto" w:val="clear"/>
-            <w:tcMar>
-              <w:top w:type="dxa" w:w="100"/>
-              <w:left w:type="dxa" w:w="120"/>
-              <w:bottom w:type="dxa" w:w="100"/>
-              <w:right w:type="dxa" w:w="120"/>
-            </w:tcMar>
-          </w:tcPr>
-          <w:p>
-            <w:r>
-              <w:rPr>
-                <w:sz w:val="20"/>
-                <w:szCs w:val="20"/>
-              </w:rPr>
-              <w:t xml:space="preserve">Zoom nos últimos 60 dias de treino mais os 19 dias de teste, para mostrar de perto a queda que separa os dois períodos.</w:t>
-            </w:r>
-          </w:p>
-        </w:tc>
-      </w:tr>
-      <w:tr>
-        <w:tc>
-          <w:tcPr>
-            <w:tcW w:type="dxa" w:w="1600"/>
+(Zoom no fim do treino)</w:t>
+            </w:r>
+          </w:p>
+        </w:tc>
+        <w:tc>
+          <w:tcPr>
+            <w:tcW w:type="dxa" w:w="4200"/>
+            <w:shd w:fill="F2F4F7" w:color="auto" w:val="clear"/>
+            <w:tcMar>
+              <w:top w:type="dxa" w:w="100"/>
+              <w:left w:type="dxa" w:w="120"/>
+              <w:bottom w:type="dxa" w:w="100"/>
+              <w:right w:type="dxa" w:w="120"/>
+            </w:tcMar>
+          </w:tcPr>
+          <w:p>
+            <w:r>
+              <w:rPr>
+                <w:sz w:val="20"/>
+                <w:szCs w:val="20"/>
+              </w:rPr>
+              <w:t xml:space="preserve">Um zoom nos últimos 60 dias de treino junto com os 19 dias de teste, para mostrar de perto essa queda.</w:t>
+            </w:r>
+          </w:p>
+        </w:tc>
+        <w:tc>
+          <w:tcPr>
+            <w:tcW w:type="dxa" w:w="3860"/>
+            <w:shd w:fill="F2F4F7" w:color="auto" w:val="clear"/>
+            <w:tcMar>
+              <w:top w:type="dxa" w:w="100"/>
+              <w:left w:type="dxa" w:w="120"/>
+              <w:bottom w:type="dxa" w:w="100"/>
+              <w:right w:type="dxa" w:w="120"/>
+            </w:tcMar>
+          </w:tcPr>
+          <w:p>
+            <w:r>
+              <w:rPr>
+                <w:i/>
+                <w:iCs/>
+                <w:sz w:val="20"/>
+                <w:szCs w:val="20"/>
+              </w:rPr>
+              <w:t xml:space="preserve">Aproximar o final do treino ajuda a visualizar de perto a queda que mais afeta a avaliação dos modelos no teste.</w:t>
+            </w:r>
+          </w:p>
+        </w:tc>
+      </w:tr>
+      <w:tr>
+        <w:tc>
+          <w:tcPr>
+            <w:tcW w:type="dxa" w:w="1300"/>
             <w:tcMar>
               <w:top w:type="dxa" w:w="100"/>
               <w:left w:type="dxa" w:w="120"/>
@@ -659,35 +901,57 @@
                 <w:szCs w:val="20"/>
               </w:rPr>
               <w:t xml:space="preserve">Células 45-46
-(Tendência e sazonalidade)</w:t>
-            </w:r>
-          </w:p>
-        </w:tc>
-        <w:tc>
-          <w:tcPr>
-            <w:tcW w:type="dxa" w:w="7760"/>
-            <w:tcMar>
-              <w:top w:type="dxa" w:w="100"/>
-              <w:left w:type="dxa" w:w="120"/>
-              <w:bottom w:type="dxa" w:w="100"/>
-              <w:right w:type="dxa" w:w="120"/>
-            </w:tcMar>
-          </w:tcPr>
-          <w:p>
-            <w:r>
-              <w:rPr>
-                <w:sz w:val="20"/>
-                <w:szCs w:val="20"/>
-              </w:rPr>
-              <w:t xml:space="preserve">Decomposição aditiva com período semanal (m=5). A amplitude da sazonalidade (0,0231) é desprezível perto da amplitude da tendência (22,04), ou seja, não existe um padrão semanal relevante no preço. Esse achado volta a aparecer no notebook 02, quando o SARIMA testa sazonalidade e não ganha nada sobre o ARIMA.</w:t>
-            </w:r>
-          </w:p>
-        </w:tc>
-      </w:tr>
-      <w:tr>
-        <w:tc>
-          <w:tcPr>
-            <w:tcW w:type="dxa" w:w="1600"/>
+(Existe padrão semanal?)</w:t>
+            </w:r>
+          </w:p>
+        </w:tc>
+        <w:tc>
+          <w:tcPr>
+            <w:tcW w:type="dxa" w:w="4200"/>
+            <w:tcMar>
+              <w:top w:type="dxa" w:w="100"/>
+              <w:left w:type="dxa" w:w="120"/>
+              <w:bottom w:type="dxa" w:w="100"/>
+              <w:right w:type="dxa" w:w="120"/>
+            </w:tcMar>
+          </w:tcPr>
+          <w:p>
+            <w:r>
+              <w:rPr>
+                <w:sz w:val="20"/>
+                <w:szCs w:val="20"/>
+              </w:rPr>
+              <w:t xml:space="preserve">A série é separada em duas partes: uma tendência de longo prazo e um possível padrão que se repetiria toda semana. O padrão semanal encontrado é praticamente do tamanho de zero perto da tendência (0,0231 contra 22,04), ou seja, não existe repetição semanal real no preço. Isso volta a aparecer no notebook 02, quando um dos modelos testa sazonalidade e não ganha nada com isso.</w:t>
+            </w:r>
+          </w:p>
+        </w:tc>
+        <w:tc>
+          <w:tcPr>
+            <w:tcW w:type="dxa" w:w="3860"/>
+            <w:tcMar>
+              <w:top w:type="dxa" w:w="100"/>
+              <w:left w:type="dxa" w:w="120"/>
+              <w:bottom w:type="dxa" w:w="100"/>
+              <w:right w:type="dxa" w:w="120"/>
+            </w:tcMar>
+          </w:tcPr>
+          <w:p>
+            <w:r>
+              <w:rPr>
+                <w:i/>
+                <w:iCs/>
+                <w:sz w:val="20"/>
+                <w:szCs w:val="20"/>
+              </w:rPr>
+              <w:t xml:space="preserve">Testar isso formalmente evita basear um modelo (como o Holt-Winters ou o SARIMA) num padrão semanal que pode não existir de verdade, o que só atrapalharia a previsão.</w:t>
+            </w:r>
+          </w:p>
+        </w:tc>
+      </w:tr>
+      <w:tr>
+        <w:tc>
+          <w:tcPr>
+            <w:tcW w:type="dxa" w:w="1300"/>
             <w:shd w:fill="F2F4F7" w:color="auto" w:val="clear"/>
             <w:tcMar>
               <w:top w:type="dxa" w:w="100"/>
@@ -705,36 +969,59 @@
                 <w:szCs w:val="20"/>
               </w:rPr>
               <w:t xml:space="preserve">Células 48-49
-(Estacionariedade)</w:t>
-            </w:r>
-          </w:p>
-        </w:tc>
-        <w:tc>
-          <w:tcPr>
-            <w:tcW w:type="dxa" w:w="7760"/>
-            <w:shd w:fill="F2F4F7" w:color="auto" w:val="clear"/>
-            <w:tcMar>
-              <w:top w:type="dxa" w:w="100"/>
-              <w:left w:type="dxa" w:w="120"/>
-              <w:bottom w:type="dxa" w:w="100"/>
-              <w:right w:type="dxa" w:w="120"/>
-            </w:tcMar>
-          </w:tcPr>
-          <w:p>
-            <w:r>
-              <w:rPr>
-                <w:sz w:val="20"/>
-                <w:szCs w:val="20"/>
-              </w:rPr>
-              <w:t xml:space="preserve">O teste de Dickey-Fuller no nível do Close não rejeita a hipótese de não estacionariedade, ou seja, a série tem raiz unitária, comportamento de passeio aleatório.</w:t>
-            </w:r>
-          </w:p>
-        </w:tc>
-      </w:tr>
-      <w:tr>
-        <w:tc>
-          <w:tcPr>
-            <w:tcW w:type="dxa" w:w="1600"/>
+(A série é estável?)</w:t>
+            </w:r>
+          </w:p>
+        </w:tc>
+        <w:tc>
+          <w:tcPr>
+            <w:tcW w:type="dxa" w:w="4200"/>
+            <w:shd w:fill="F2F4F7" w:color="auto" w:val="clear"/>
+            <w:tcMar>
+              <w:top w:type="dxa" w:w="100"/>
+              <w:left w:type="dxa" w:w="120"/>
+              <w:bottom w:type="dxa" w:w="100"/>
+              <w:right w:type="dxa" w:w="120"/>
+            </w:tcMar>
+          </w:tcPr>
+          <w:p>
+            <w:r>
+              <w:rPr>
+                <w:sz w:val="20"/>
+                <w:szCs w:val="20"/>
+              </w:rPr>
+              <w:t xml:space="preserve">Um teste estatístico (chamado teste de Dickey-Fuller) mostra que o preço não é estável ao longo do tempo, o valor de hoje depende muito do valor de ontem, sem um comportamento fixo que se repete.</w:t>
+            </w:r>
+          </w:p>
+        </w:tc>
+        <w:tc>
+          <w:tcPr>
+            <w:tcW w:type="dxa" w:w="3860"/>
+            <w:shd w:fill="F2F4F7" w:color="auto" w:val="clear"/>
+            <w:tcMar>
+              <w:top w:type="dxa" w:w="100"/>
+              <w:left w:type="dxa" w:w="120"/>
+              <w:bottom w:type="dxa" w:w="100"/>
+              <w:right w:type="dxa" w:w="120"/>
+            </w:tcMar>
+          </w:tcPr>
+          <w:p>
+            <w:r>
+              <w:rPr>
+                <w:i/>
+                <w:iCs/>
+                <w:sz w:val="20"/>
+                <w:szCs w:val="20"/>
+              </w:rPr>
+              <w:t xml:space="preserve">Saber se a série é estável direciona qual tipo de modelo estatístico faz sentido usar, e explica por que alguns modelos precisam de um ajuste antes de serem aplicados.</w:t>
+            </w:r>
+          </w:p>
+        </w:tc>
+      </w:tr>
+      <w:tr>
+        <w:tc>
+          <w:tcPr>
+            <w:tcW w:type="dxa" w:w="1300"/>
             <w:tcMar>
               <w:top w:type="dxa" w:w="100"/>
               <w:left w:type="dxa" w:w="120"/>
@@ -751,35 +1038,57 @@
                 <w:szCs w:val="20"/>
               </w:rPr>
               <w:t xml:space="preserve">Células 51-52
-(Diferenciação)</w:t>
-            </w:r>
-          </w:p>
-        </w:tc>
-        <w:tc>
-          <w:tcPr>
-            <w:tcW w:type="dxa" w:w="7760"/>
-            <w:tcMar>
-              <w:top w:type="dxa" w:w="100"/>
-              <w:left w:type="dxa" w:w="120"/>
-              <w:bottom w:type="dxa" w:w="100"/>
-              <w:right w:type="dxa" w:w="120"/>
-            </w:tcMar>
-          </w:tcPr>
-          <w:p>
-            <w:r>
-              <w:rPr>
-                <w:sz w:val="20"/>
-                <w:szCs w:val="20"/>
-              </w:rPr>
-              <w:t xml:space="preserve">Depois de diferenciar uma vez (d=1), o p-valor do teste cai para 0,0000, a série passa a ser estacionária. Essa é a ordem de diferenciação usada depois no ARIMA.</w:t>
-            </w:r>
-          </w:p>
-        </w:tc>
-      </w:tr>
-      <w:tr>
-        <w:tc>
-          <w:tcPr>
-            <w:tcW w:type="dxa" w:w="1600"/>
+(Olhando a diferença dia a dia)</w:t>
+            </w:r>
+          </w:p>
+        </w:tc>
+        <w:tc>
+          <w:tcPr>
+            <w:tcW w:type="dxa" w:w="4200"/>
+            <w:tcMar>
+              <w:top w:type="dxa" w:w="100"/>
+              <w:left w:type="dxa" w:w="120"/>
+              <w:bottom w:type="dxa" w:w="100"/>
+              <w:right w:type="dxa" w:w="120"/>
+            </w:tcMar>
+          </w:tcPr>
+          <w:p>
+            <w:r>
+              <w:rPr>
+                <w:sz w:val="20"/>
+                <w:szCs w:val="20"/>
+              </w:rPr>
+              <w:t xml:space="preserve">Em vez de olhar o preço em si, se olha a diferença entre um dia e o seguinte (chamado de diferenciação). Feito isso uma vez, a série passa a se comportar de forma estável, e essa é a configuração usada depois no modelo ARIMA.</w:t>
+            </w:r>
+          </w:p>
+        </w:tc>
+        <w:tc>
+          <w:tcPr>
+            <w:tcW w:type="dxa" w:w="3860"/>
+            <w:tcMar>
+              <w:top w:type="dxa" w:w="100"/>
+              <w:left w:type="dxa" w:w="120"/>
+              <w:bottom w:type="dxa" w:w="100"/>
+              <w:right w:type="dxa" w:w="120"/>
+            </w:tcMar>
+          </w:tcPr>
+          <w:p>
+            <w:r>
+              <w:rPr>
+                <w:i/>
+                <w:iCs/>
+                <w:sz w:val="20"/>
+                <w:szCs w:val="20"/>
+              </w:rPr>
+              <w:t xml:space="preserve">Estabilizar a série é um requisito técnico do modelo ARIMA; sem isso, o modelo não funciona corretamente.</w:t>
+            </w:r>
+          </w:p>
+        </w:tc>
+      </w:tr>
+      <w:tr>
+        <w:tc>
+          <w:tcPr>
+            <w:tcW w:type="dxa" w:w="1300"/>
             <w:shd w:fill="F2F4F7" w:color="auto" w:val="clear"/>
             <w:tcMar>
               <w:top w:type="dxa" w:w="100"/>
@@ -797,36 +1106,59 @@
                 <w:szCs w:val="20"/>
               </w:rPr>
               <w:t xml:space="preserve">Células 54-55
-(ACF e PACF)</w:t>
-            </w:r>
-          </w:p>
-        </w:tc>
-        <w:tc>
-          <w:tcPr>
-            <w:tcW w:type="dxa" w:w="7760"/>
-            <w:shd w:fill="F2F4F7" w:color="auto" w:val="clear"/>
-            <w:tcMar>
-              <w:top w:type="dxa" w:w="100"/>
-              <w:left w:type="dxa" w:w="120"/>
-              <w:bottom w:type="dxa" w:w="100"/>
-              <w:right w:type="dxa" w:w="120"/>
-            </w:tcMar>
-          </w:tcPr>
-          <w:p>
-            <w:r>
-              <w:rPr>
-                <w:sz w:val="20"/>
-                <w:szCs w:val="20"/>
-              </w:rPr>
-              <w:t xml:space="preserve">No nível, a ACF decai devagar (autocorrelação forte, série não estacionária) e a PACF tem só um pico forte no lag 1. Depois de diferenciar, ACF e PACF ficam perto de zero, confirmando que a diferenciação removeu a dependência temporal.</w:t>
-            </w:r>
-          </w:p>
-        </w:tc>
-      </w:tr>
-      <w:tr>
-        <w:tc>
-          <w:tcPr>
-            <w:tcW w:type="dxa" w:w="1600"/>
+(Gráficos ACF e PACF)</w:t>
+            </w:r>
+          </w:p>
+        </w:tc>
+        <w:tc>
+          <w:tcPr>
+            <w:tcW w:type="dxa" w:w="4200"/>
+            <w:shd w:fill="F2F4F7" w:color="auto" w:val="clear"/>
+            <w:tcMar>
+              <w:top w:type="dxa" w:w="100"/>
+              <w:left w:type="dxa" w:w="120"/>
+              <w:bottom w:type="dxa" w:w="100"/>
+              <w:right w:type="dxa" w:w="120"/>
+            </w:tcMar>
+          </w:tcPr>
+          <w:p>
+            <w:r>
+              <w:rPr>
+                <w:sz w:val="20"/>
+                <w:szCs w:val="20"/>
+              </w:rPr>
+              <w:t xml:space="preserve">São dois gráficos que mostram o quanto cada dia se parece com os dias anteriores. No preço puro, essa semelhança é forte e cai devagar, sinal de que a série não é estável. Depois de olhar a diferença dia a dia, essa semelhança quase desaparece, confirmando que ficou estável.</w:t>
+            </w:r>
+          </w:p>
+        </w:tc>
+        <w:tc>
+          <w:tcPr>
+            <w:tcW w:type="dxa" w:w="3860"/>
+            <w:shd w:fill="F2F4F7" w:color="auto" w:val="clear"/>
+            <w:tcMar>
+              <w:top w:type="dxa" w:w="100"/>
+              <w:left w:type="dxa" w:w="120"/>
+              <w:bottom w:type="dxa" w:w="100"/>
+              <w:right w:type="dxa" w:w="120"/>
+            </w:tcMar>
+          </w:tcPr>
+          <w:p>
+            <w:r>
+              <w:rPr>
+                <w:i/>
+                <w:iCs/>
+                <w:sz w:val="20"/>
+                <w:szCs w:val="20"/>
+              </w:rPr>
+              <w:t xml:space="preserve">Esses gráficos confirmam, de outra forma, que a diferenciação resolveu a instabilidade da série, além de indicar a configuração certa para o ARIMA.</w:t>
+            </w:r>
+          </w:p>
+        </w:tc>
+      </w:tr>
+      <w:tr>
+        <w:tc>
+          <w:tcPr>
+            <w:tcW w:type="dxa" w:w="1300"/>
             <w:tcMar>
               <w:top w:type="dxa" w:w="100"/>
               <w:left w:type="dxa" w:w="120"/>
@@ -843,27 +1175,49 @@
                 <w:szCs w:val="20"/>
               </w:rPr>
               <w:t xml:space="preserve">Células 57 em diante
-(Validação walk-forward)</w:t>
-            </w:r>
-          </w:p>
-        </w:tc>
-        <w:tc>
-          <w:tcPr>
-            <w:tcW w:type="dxa" w:w="7760"/>
-            <w:tcMar>
-              <w:top w:type="dxa" w:w="100"/>
-              <w:left w:type="dxa" w:w="120"/>
-              <w:bottom w:type="dxa" w:w="100"/>
-              <w:right w:type="dxa" w:w="120"/>
-            </w:tcMar>
-          </w:tcPr>
-          <w:p>
-            <w:r>
-              <w:rPr>
-                <w:sz w:val="20"/>
-                <w:szCs w:val="20"/>
-              </w:rPr>
-              <w:t xml:space="preserve">Define o esquema de validação usado em todos os notebooks seguintes: 17 origens ao longo do teste, janela expansiva (treino completo mais os dias de teste já revelados), prevendo sempre h=1, h=2 e h=3 a partir de cada origem, sem espiar o futuro.</w:t>
+(Como os modelos serão testados)</w:t>
+            </w:r>
+          </w:p>
+        </w:tc>
+        <w:tc>
+          <w:tcPr>
+            <w:tcW w:type="dxa" w:w="4200"/>
+            <w:tcMar>
+              <w:top w:type="dxa" w:w="100"/>
+              <w:left w:type="dxa" w:w="120"/>
+              <w:bottom w:type="dxa" w:w="100"/>
+              <w:right w:type="dxa" w:w="120"/>
+            </w:tcMar>
+          </w:tcPr>
+          <w:p>
+            <w:r>
+              <w:rPr>
+                <w:sz w:val="20"/>
+                <w:szCs w:val="20"/>
+              </w:rPr>
+              <w:t xml:space="preserve">Aqui é definido o esquema de teste usado em todos os notebooks seguintes: 17 dias diferentes do passado, cada um usando só o que já tinha acontecido até ali, prevendo sempre 1, 2 e 3 dias à frente.</w:t>
+            </w:r>
+          </w:p>
+        </w:tc>
+        <w:tc>
+          <w:tcPr>
+            <w:tcW w:type="dxa" w:w="3860"/>
+            <w:tcMar>
+              <w:top w:type="dxa" w:w="100"/>
+              <w:left w:type="dxa" w:w="120"/>
+              <w:bottom w:type="dxa" w:w="100"/>
+              <w:right w:type="dxa" w:w="120"/>
+            </w:tcMar>
+          </w:tcPr>
+          <w:p>
+            <w:r>
+              <w:rPr>
+                <w:i/>
+                <w:iCs/>
+                <w:sz w:val="20"/>
+                <w:szCs w:val="20"/>
+              </w:rPr>
+              <w:t xml:space="preserve">Definir esse esquema uma única vez garante que todos os modelos dos notebooks seguintes sejam comparados exatamente da mesma forma, o que torna a comparação final justa.</w:t>
             </w:r>
           </w:p>
         </w:tc>
@@ -875,7 +1229,7 @@
         <w:spacing w:after="200" w:before="400"/>
       </w:pPr>
       <w:r>
-        <w:t xml:space="preserve">Notebook 02 — Baseline e Modelos Clássicos</w:t>
+        <w:t xml:space="preserve">Notebook 02 — Modelos estatísticos simples e clássicos</w:t>
       </w:r>
     </w:p>
     <w:p>
@@ -883,7 +1237,7 @@
         <w:spacing w:after="160"/>
       </w:pPr>
       <w:r>
-        <w:t xml:space="preserve">Com a validação já definida no notebook 01, aqui entram as primeiras famílias de modelos, testadas nas mesmas 17 origens.</w:t>
+        <w:t xml:space="preserve">Com o jeito de testar já definido no notebook 01, aqui entram os primeiros modelos, testados nos mesmos 17 dias.</w:t>
       </w:r>
     </w:p>
     <w:tbl>
@@ -899,8 +1253,9 @@
         </w:tblBorders>
       </w:tblPr>
       <w:tblGrid>
-        <w:gridCol w:w="1600"/>
-        <w:gridCol w:w="7760"/>
+        <w:gridCol w:w="1300"/>
+        <w:gridCol w:w="4200"/>
+        <w:gridCol w:w="3860"/>
       </w:tblGrid>
       <w:tr>
         <w:trPr>
@@ -908,7 +1263,7 @@
         </w:trPr>
         <w:tc>
           <w:tcPr>
-            <w:tcW w:type="dxa" w:w="1600"/>
+            <w:tcW w:type="dxa" w:w="1300"/>
             <w:shd w:fill="2E5FA3" w:color="auto" w:val="clear"/>
             <w:tcMar>
               <w:top w:type="dxa" w:w="100"/>
@@ -932,7 +1287,7 @@
         </w:tc>
         <w:tc>
           <w:tcPr>
-            <w:tcW w:type="dxa" w:w="7760"/>
+            <w:tcW w:type="dxa" w:w="4200"/>
             <w:shd w:fill="2E5FA3" w:color="auto" w:val="clear"/>
             <w:tcMar>
               <w:top w:type="dxa" w:w="100"/>
@@ -954,11 +1309,35 @@
             </w:r>
           </w:p>
         </w:tc>
-      </w:tr>
-      <w:tr>
-        <w:tc>
-          <w:tcPr>
-            <w:tcW w:type="dxa" w:w="1600"/>
+        <w:tc>
+          <w:tcPr>
+            <w:tcW w:type="dxa" w:w="3860"/>
+            <w:shd w:fill="2E5FA3" w:color="auto" w:val="clear"/>
+            <w:tcMar>
+              <w:top w:type="dxa" w:w="100"/>
+              <w:left w:type="dxa" w:w="120"/>
+              <w:bottom w:type="dxa" w:w="100"/>
+              <w:right w:type="dxa" w:w="120"/>
+            </w:tcMar>
+          </w:tcPr>
+          <w:p>
+            <w:r>
+              <w:rPr>
+                <w:b/>
+                <w:bCs/>
+                <w:color w:val="FFFFFF"/>
+                <w:sz w:val="20"/>
+                <w:szCs w:val="20"/>
+              </w:rPr>
+              <w:t xml:space="preserve">Por quê</w:t>
+            </w:r>
+          </w:p>
+        </w:tc>
+      </w:tr>
+      <w:tr>
+        <w:tc>
+          <w:tcPr>
+            <w:tcW w:type="dxa" w:w="1300"/>
             <w:tcMar>
               <w:top w:type="dxa" w:w="100"/>
               <w:left w:type="dxa" w:w="120"/>
@@ -975,35 +1354,57 @@
                 <w:szCs w:val="20"/>
               </w:rPr>
               <w:t xml:space="preserve">Células 1-2
-(Setup)</w:t>
-            </w:r>
-          </w:p>
-        </w:tc>
-        <w:tc>
-          <w:tcPr>
-            <w:tcW w:type="dxa" w:w="7760"/>
-            <w:tcMar>
-              <w:top w:type="dxa" w:w="100"/>
-              <w:left w:type="dxa" w:w="120"/>
-              <w:bottom w:type="dxa" w:w="100"/>
-              <w:right w:type="dxa" w:w="120"/>
-            </w:tcMar>
-          </w:tcPr>
-          <w:p>
-            <w:r>
-              <w:rPr>
-                <w:sz w:val="20"/>
-                <w:szCs w:val="20"/>
-              </w:rPr>
-              <w:t xml:space="preserve">Carrega os dados processados e recupera as 17 origens de validação definidas no notebook 01.</w:t>
-            </w:r>
-          </w:p>
-        </w:tc>
-      </w:tr>
-      <w:tr>
-        <w:tc>
-          <w:tcPr>
-            <w:tcW w:type="dxa" w:w="1600"/>
+(Preparação)</w:t>
+            </w:r>
+          </w:p>
+        </w:tc>
+        <w:tc>
+          <w:tcPr>
+            <w:tcW w:type="dxa" w:w="4200"/>
+            <w:tcMar>
+              <w:top w:type="dxa" w:w="100"/>
+              <w:left w:type="dxa" w:w="120"/>
+              <w:bottom w:type="dxa" w:w="100"/>
+              <w:right w:type="dxa" w:w="120"/>
+            </w:tcMar>
+          </w:tcPr>
+          <w:p>
+            <w:r>
+              <w:rPr>
+                <w:sz w:val="20"/>
+                <w:szCs w:val="20"/>
+              </w:rPr>
+              <w:t xml:space="preserve">Carrega os dados já limpos e recupera os 17 dias de teste definidos no notebook 01.</w:t>
+            </w:r>
+          </w:p>
+        </w:tc>
+        <w:tc>
+          <w:tcPr>
+            <w:tcW w:type="dxa" w:w="3860"/>
+            <w:tcMar>
+              <w:top w:type="dxa" w:w="100"/>
+              <w:left w:type="dxa" w:w="120"/>
+              <w:bottom w:type="dxa" w:w="100"/>
+              <w:right w:type="dxa" w:w="120"/>
+            </w:tcMar>
+          </w:tcPr>
+          <w:p>
+            <w:r>
+              <w:rPr>
+                <w:i/>
+                <w:iCs/>
+                <w:sz w:val="20"/>
+                <w:szCs w:val="20"/>
+              </w:rPr>
+              <w:t xml:space="preserve">Reaproveitar os dados já limpos e o esquema de teste evita retrabalho e garante que a comparação com o notebook 01 seja consistente.</w:t>
+            </w:r>
+          </w:p>
+        </w:tc>
+      </w:tr>
+      <w:tr>
+        <w:tc>
+          <w:tcPr>
+            <w:tcW w:type="dxa" w:w="1300"/>
             <w:shd w:fill="F2F4F7" w:color="auto" w:val="clear"/>
             <w:tcMar>
               <w:top w:type="dxa" w:w="100"/>
@@ -1021,36 +1422,59 @@
                 <w:szCs w:val="20"/>
               </w:rPr>
               <w:t xml:space="preserve">Células 3-5
-(Baselines: Naïve e Seasonal Naïve)</w:t>
-            </w:r>
-          </w:p>
-        </w:tc>
-        <w:tc>
-          <w:tcPr>
-            <w:tcW w:type="dxa" w:w="7760"/>
-            <w:shd w:fill="F2F4F7" w:color="auto" w:val="clear"/>
-            <w:tcMar>
-              <w:top w:type="dxa" w:w="100"/>
-              <w:left w:type="dxa" w:w="120"/>
-              <w:bottom w:type="dxa" w:w="100"/>
-              <w:right w:type="dxa" w:w="120"/>
-            </w:tcMar>
-          </w:tcPr>
-          <w:p>
-            <w:r>
-              <w:rPr>
-                <w:sz w:val="20"/>
-                <w:szCs w:val="20"/>
-              </w:rPr>
-              <w:t xml:space="preserve">Naïve repete o último valor conhecido para todos os horizontes. Seasonal Naïve (m=5) repete o valor de 5 dias úteis atrás, a mesma posição no ciclo semanal.</w:t>
-            </w:r>
-          </w:p>
-        </w:tc>
-      </w:tr>
-      <w:tr>
-        <w:tc>
-          <w:tcPr>
-            <w:tcW w:type="dxa" w:w="1600"/>
+(Naïve e Seasonal Naïve)</w:t>
+            </w:r>
+          </w:p>
+        </w:tc>
+        <w:tc>
+          <w:tcPr>
+            <w:tcW w:type="dxa" w:w="4200"/>
+            <w:shd w:fill="F2F4F7" w:color="auto" w:val="clear"/>
+            <w:tcMar>
+              <w:top w:type="dxa" w:w="100"/>
+              <w:left w:type="dxa" w:w="120"/>
+              <w:bottom w:type="dxa" w:w="100"/>
+              <w:right w:type="dxa" w:w="120"/>
+            </w:tcMar>
+          </w:tcPr>
+          <w:p>
+            <w:r>
+              <w:rPr>
+                <w:sz w:val="20"/>
+                <w:szCs w:val="20"/>
+              </w:rPr>
+              <w:t xml:space="preserve">Naïve simplesmente repete o último preço conhecido para os 3 dias seguintes. Seasonal Naïve repete o preço de 5 dias úteis atrás, como se existisse um ciclo semanal.</w:t>
+            </w:r>
+          </w:p>
+        </w:tc>
+        <w:tc>
+          <w:tcPr>
+            <w:tcW w:type="dxa" w:w="3860"/>
+            <w:shd w:fill="F2F4F7" w:color="auto" w:val="clear"/>
+            <w:tcMar>
+              <w:top w:type="dxa" w:w="100"/>
+              <w:left w:type="dxa" w:w="120"/>
+              <w:bottom w:type="dxa" w:w="100"/>
+              <w:right w:type="dxa" w:w="120"/>
+            </w:tcMar>
+          </w:tcPr>
+          <w:p>
+            <w:r>
+              <w:rPr>
+                <w:i/>
+                <w:iCs/>
+                <w:sz w:val="20"/>
+                <w:szCs w:val="20"/>
+              </w:rPr>
+              <w:t xml:space="preserve">Servem de piso mínimo: são as previsões mais simples possíveis, e qualquer modelo mais elaborado só se justifica se conseguir superá-las.</w:t>
+            </w:r>
+          </w:p>
+        </w:tc>
+      </w:tr>
+      <w:tr>
+        <w:tc>
+          <w:tcPr>
+            <w:tcW w:type="dxa" w:w="1300"/>
             <w:tcMar>
               <w:top w:type="dxa" w:w="100"/>
               <w:left w:type="dxa" w:w="120"/>
@@ -1067,35 +1491,57 @@
                 <w:szCs w:val="20"/>
               </w:rPr>
               <w:t xml:space="preserve">Células 6-7
-(Baselines: SES, Holt e Holt-Winters)</w:t>
-            </w:r>
-          </w:p>
-        </w:tc>
-        <w:tc>
-          <w:tcPr>
-            <w:tcW w:type="dxa" w:w="7760"/>
-            <w:tcMar>
-              <w:top w:type="dxa" w:w="100"/>
-              <w:left w:type="dxa" w:w="120"/>
-              <w:bottom w:type="dxa" w:w="100"/>
-              <w:right w:type="dxa" w:w="120"/>
-            </w:tcMar>
-          </w:tcPr>
-          <w:p>
-            <w:r>
-              <w:rPr>
-                <w:sz w:val="20"/>
-                <w:szCs w:val="20"/>
-              </w:rPr>
-              <w:t xml:space="preserve">Os três são reajustados a cada origem, com a janela expansiva. SES acompanha só o nível, Holt soma tendência amortecida, Holt-Winters soma também uma sazonalidade semanal.</w:t>
-            </w:r>
-          </w:p>
-        </w:tc>
-      </w:tr>
-      <w:tr>
-        <w:tc>
-          <w:tcPr>
-            <w:tcW w:type="dxa" w:w="1600"/>
+(SES, Holt e Holt-Winters)</w:t>
+            </w:r>
+          </w:p>
+        </w:tc>
+        <w:tc>
+          <w:tcPr>
+            <w:tcW w:type="dxa" w:w="4200"/>
+            <w:tcMar>
+              <w:top w:type="dxa" w:w="100"/>
+              <w:left w:type="dxa" w:w="120"/>
+              <w:bottom w:type="dxa" w:w="100"/>
+              <w:right w:type="dxa" w:w="120"/>
+            </w:tcMar>
+          </w:tcPr>
+          <w:p>
+            <w:r>
+              <w:rPr>
+                <w:sz w:val="20"/>
+                <w:szCs w:val="20"/>
+              </w:rPr>
+              <w:t xml:space="preserve">Os três se ajustam de novo a cada dia testado. SES só acompanha o nível atual do preço. Holt soma uma tendência (para onde o preço está indo) que perde força aos poucos. Holt-Winters soma também um padrão semanal.</w:t>
+            </w:r>
+          </w:p>
+        </w:tc>
+        <w:tc>
+          <w:tcPr>
+            <w:tcW w:type="dxa" w:w="3860"/>
+            <w:tcMar>
+              <w:top w:type="dxa" w:w="100"/>
+              <w:left w:type="dxa" w:w="120"/>
+              <w:bottom w:type="dxa" w:w="100"/>
+              <w:right w:type="dxa" w:w="120"/>
+            </w:tcMar>
+          </w:tcPr>
+          <w:p>
+            <w:r>
+              <w:rPr>
+                <w:i/>
+                <w:iCs/>
+                <w:sz w:val="20"/>
+                <w:szCs w:val="20"/>
+              </w:rPr>
+              <w:t xml:space="preserve">Testar essa família mostra se ir adicionando tendência e depois sazonalidade melhora a previsão, ou só complica sem necessidade, algo que a análise do notebook 01 já sugeria sobre a sazonalidade.</w:t>
+            </w:r>
+          </w:p>
+        </w:tc>
+      </w:tr>
+      <w:tr>
+        <w:tc>
+          <w:tcPr>
+            <w:tcW w:type="dxa" w:w="1300"/>
             <w:shd w:fill="F2F4F7" w:color="auto" w:val="clear"/>
             <w:tcMar>
               <w:top w:type="dxa" w:w="100"/>
@@ -1113,36 +1559,59 @@
                 <w:szCs w:val="20"/>
               </w:rPr>
               <w:t xml:space="preserve">Células 8-11
-(Modelos clássicos: ARIMA e SARIMA)</w:t>
-            </w:r>
-          </w:p>
-        </w:tc>
-        <w:tc>
-          <w:tcPr>
-            <w:tcW w:type="dxa" w:w="7760"/>
-            <w:shd w:fill="F2F4F7" w:color="auto" w:val="clear"/>
-            <w:tcMar>
-              <w:top w:type="dxa" w:w="100"/>
-              <w:left w:type="dxa" w:w="120"/>
-              <w:bottom w:type="dxa" w:w="100"/>
-              <w:right w:type="dxa" w:w="120"/>
-            </w:tcMar>
-          </w:tcPr>
-          <w:p>
-            <w:r>
-              <w:rPr>
-                <w:sz w:val="20"/>
-                <w:szCs w:val="20"/>
-              </w:rPr>
-              <w:t xml:space="preserve">A ordem (p, d, q) é escolhida uma vez por AIC no treino completo, e os coeficientes são reajustados a cada origem com essa ordem fixa. A busca por uma ordem sazonal no SARIMA não encontrou ganho sobre o ARIMA, confirmando a ausência de sazonalidade já vista no notebook 01.</w:t>
-            </w:r>
-          </w:p>
-        </w:tc>
-      </w:tr>
-      <w:tr>
-        <w:tc>
-          <w:tcPr>
-            <w:tcW w:type="dxa" w:w="1600"/>
+(ARIMA e SARIMA)</w:t>
+            </w:r>
+          </w:p>
+        </w:tc>
+        <w:tc>
+          <w:tcPr>
+            <w:tcW w:type="dxa" w:w="4200"/>
+            <w:shd w:fill="F2F4F7" w:color="auto" w:val="clear"/>
+            <w:tcMar>
+              <w:top w:type="dxa" w:w="100"/>
+              <w:left w:type="dxa" w:w="120"/>
+              <w:bottom w:type="dxa" w:w="100"/>
+              <w:right w:type="dxa" w:w="120"/>
+            </w:tcMar>
+          </w:tcPr>
+          <w:p>
+            <w:r>
+              <w:rPr>
+                <w:sz w:val="20"/>
+                <w:szCs w:val="20"/>
+              </w:rPr>
+              <w:t xml:space="preserve">Esses dois modelos aprendem um padrão a partir da própria história do preço. A configuração deles é escolhida automaticamente, testando várias opções e ficando com a que teve o melhor resultado (uma medida chamada AIC). Testar uma versão com padrão semanal (SARIMA) não trouxe nenhuma melhora, confirmando o que já foi visto no notebook 01.</w:t>
+            </w:r>
+          </w:p>
+        </w:tc>
+        <w:tc>
+          <w:tcPr>
+            <w:tcW w:type="dxa" w:w="3860"/>
+            <w:shd w:fill="F2F4F7" w:color="auto" w:val="clear"/>
+            <w:tcMar>
+              <w:top w:type="dxa" w:w="100"/>
+              <w:left w:type="dxa" w:w="120"/>
+              <w:bottom w:type="dxa" w:w="100"/>
+              <w:right w:type="dxa" w:w="120"/>
+            </w:tcMar>
+          </w:tcPr>
+          <w:p>
+            <w:r>
+              <w:rPr>
+                <w:i/>
+                <w:iCs/>
+                <w:sz w:val="20"/>
+                <w:szCs w:val="20"/>
+              </w:rPr>
+              <w:t xml:space="preserve">Comparar ARIMA com SARIMA testa de novo a pergunta sobre sazonalidade semanal, agora com um modelo estatístico mais formal, confirmando o que a decomposição do notebook 01 já indicava.</w:t>
+            </w:r>
+          </w:p>
+        </w:tc>
+      </w:tr>
+      <w:tr>
+        <w:tc>
+          <w:tcPr>
+            <w:tcW w:type="dxa" w:w="1300"/>
             <w:tcMar>
               <w:top w:type="dxa" w:w="100"/>
               <w:left w:type="dxa" w:w="120"/>
@@ -1159,35 +1628,57 @@
                 <w:szCs w:val="20"/>
               </w:rPr>
               <w:t xml:space="preserve">Células 12-15
-(Consolidação)</w:t>
-            </w:r>
-          </w:p>
-        </w:tc>
-        <w:tc>
-          <w:tcPr>
-            <w:tcW w:type="dxa" w:w="7760"/>
-            <w:tcMar>
-              <w:top w:type="dxa" w:w="100"/>
-              <w:left w:type="dxa" w:w="120"/>
-              <w:bottom w:type="dxa" w:w="100"/>
-              <w:right w:type="dxa" w:w="120"/>
-            </w:tcMar>
-          </w:tcPr>
-          <w:p>
-            <w:r>
-              <w:rPr>
-                <w:sz w:val="20"/>
-                <w:szCs w:val="20"/>
-              </w:rPr>
-              <w:t xml:space="preserve">Tabela e gráfico de MAPE por horizonte para os 7 modelos. O Seasonal Naïve é o pior de todos, com erro quase o dobro dos demais, por assumir um padrão semanal que a série não tem.</w:t>
-            </w:r>
-          </w:p>
-        </w:tc>
-      </w:tr>
-      <w:tr>
-        <w:tc>
-          <w:tcPr>
-            <w:tcW w:type="dxa" w:w="1600"/>
+(Juntando os resultados)</w:t>
+            </w:r>
+          </w:p>
+        </w:tc>
+        <w:tc>
+          <w:tcPr>
+            <w:tcW w:type="dxa" w:w="4200"/>
+            <w:tcMar>
+              <w:top w:type="dxa" w:w="100"/>
+              <w:left w:type="dxa" w:w="120"/>
+              <w:bottom w:type="dxa" w:w="100"/>
+              <w:right w:type="dxa" w:w="120"/>
+            </w:tcMar>
+          </w:tcPr>
+          <w:p>
+            <w:r>
+              <w:rPr>
+                <w:sz w:val="20"/>
+                <w:szCs w:val="20"/>
+              </w:rPr>
+              <w:t xml:space="preserve">Tabela e gráfico comparando o erro de todos os 7 modelos. O Seasonal Naïve é de longe o pior, com erro quase o dobro dos outros, por assumir um padrão semanal que a série não tem de verdade.</w:t>
+            </w:r>
+          </w:p>
+        </w:tc>
+        <w:tc>
+          <w:tcPr>
+            <w:tcW w:type="dxa" w:w="3860"/>
+            <w:tcMar>
+              <w:top w:type="dxa" w:w="100"/>
+              <w:left w:type="dxa" w:w="120"/>
+              <w:bottom w:type="dxa" w:w="100"/>
+              <w:right w:type="dxa" w:w="120"/>
+            </w:tcMar>
+          </w:tcPr>
+          <w:p>
+            <w:r>
+              <w:rPr>
+                <w:i/>
+                <w:iCs/>
+                <w:sz w:val="20"/>
+                <w:szCs w:val="20"/>
+              </w:rPr>
+              <w:t xml:space="preserve">Colocar todos os modelos lado a lado, no mesmo critério, é o único jeito de dizer com segurança qual funciona melhor.</w:t>
+            </w:r>
+          </w:p>
+        </w:tc>
+      </w:tr>
+      <w:tr>
+        <w:tc>
+          <w:tcPr>
+            <w:tcW w:type="dxa" w:w="1300"/>
             <w:shd w:fill="F2F4F7" w:color="auto" w:val="clear"/>
             <w:tcMar>
               <w:top w:type="dxa" w:w="100"/>
@@ -1211,22 +1702,45 @@
         </w:tc>
         <w:tc>
           <w:tcPr>
-            <w:tcW w:type="dxa" w:w="7760"/>
-            <w:shd w:fill="F2F4F7" w:color="auto" w:val="clear"/>
-            <w:tcMar>
-              <w:top w:type="dxa" w:w="100"/>
-              <w:left w:type="dxa" w:w="120"/>
-              <w:bottom w:type="dxa" w:w="100"/>
-              <w:right w:type="dxa" w:w="120"/>
-            </w:tcMar>
-          </w:tcPr>
-          <w:p>
-            <w:r>
-              <w:rPr>
-                <w:sz w:val="20"/>
-                <w:szCs w:val="20"/>
-              </w:rPr>
-              <w:t xml:space="preserve">Holt tem o menor MAPE médio (4,88%) dos 7 modelos clássicos. Ele vence porque soma só um pouco de tendência amortecida ao último preço, captando o movimento recente sem exagerar (como o Holt-Winters faz com uma sazonalidade que não existe).</w:t>
+            <w:tcW w:type="dxa" w:w="4200"/>
+            <w:shd w:fill="F2F4F7" w:color="auto" w:val="clear"/>
+            <w:tcMar>
+              <w:top w:type="dxa" w:w="100"/>
+              <w:left w:type="dxa" w:w="120"/>
+              <w:bottom w:type="dxa" w:w="100"/>
+              <w:right w:type="dxa" w:w="120"/>
+            </w:tcMar>
+          </w:tcPr>
+          <w:p>
+            <w:r>
+              <w:rPr>
+                <w:sz w:val="20"/>
+                <w:szCs w:val="20"/>
+              </w:rPr>
+              <w:t xml:space="preserve">O Holt é o que menos erra entre os 7. Ele vence porque soma só um pouquinho de tendência ao último preço, acompanhando o movimento recente sem exagerar, ao contrário do Holt-Winters, que tenta usar um padrão semanal que não existe.</w:t>
+            </w:r>
+          </w:p>
+        </w:tc>
+        <w:tc>
+          <w:tcPr>
+            <w:tcW w:type="dxa" w:w="3860"/>
+            <w:shd w:fill="F2F4F7" w:color="auto" w:val="clear"/>
+            <w:tcMar>
+              <w:top w:type="dxa" w:w="100"/>
+              <w:left w:type="dxa" w:w="120"/>
+              <w:bottom w:type="dxa" w:w="100"/>
+              <w:right w:type="dxa" w:w="120"/>
+            </w:tcMar>
+          </w:tcPr>
+          <w:p>
+            <w:r>
+              <w:rPr>
+                <w:i/>
+                <w:iCs/>
+                <w:sz w:val="20"/>
+                <w:szCs w:val="20"/>
+              </w:rPr>
+              <w:t xml:space="preserve">Entender por que o Holt vence, e não só que ele vence, ajuda a explicar os resultados dos notebooks seguintes, quando modelos mais complexos não conseguem superá-lo.</w:t>
             </w:r>
           </w:p>
         </w:tc>
@@ -1238,7 +1752,7 @@
         <w:spacing w:after="200" w:before="400"/>
       </w:pPr>
       <w:r>
-        <w:t xml:space="preserve">Notebook 03 — Avaliação de Modelos (Machine Learning)</w:t>
+        <w:t xml:space="preserve">Notebook 03 — Machine Learning e Prophet</w:t>
       </w:r>
     </w:p>
     <w:p>
@@ -1246,7 +1760,7 @@
         <w:spacing w:after="160"/>
       </w:pPr>
       <w:r>
-        <w:t xml:space="preserve">Muda a abordagem: em vez de um modelo estatístico ajustado à série, aqui são construídas features (lags, médias móveis, retorno, calendário) para treinar modelos de Machine Learning.</w:t>
+        <w:t xml:space="preserve">Muda a abordagem: em vez de um modelo estatístico direto, aqui são criadas várias variáveis novas a partir do histórico do preço, para treinar modelos de Machine Learning.</w:t>
       </w:r>
     </w:p>
     <w:tbl>
@@ -1262,8 +1776,9 @@
         </w:tblBorders>
       </w:tblPr>
       <w:tblGrid>
-        <w:gridCol w:w="1600"/>
-        <w:gridCol w:w="7760"/>
+        <w:gridCol w:w="1300"/>
+        <w:gridCol w:w="4200"/>
+        <w:gridCol w:w="3860"/>
       </w:tblGrid>
       <w:tr>
         <w:trPr>
@@ -1271,7 +1786,7 @@
         </w:trPr>
         <w:tc>
           <w:tcPr>
-            <w:tcW w:type="dxa" w:w="1600"/>
+            <w:tcW w:type="dxa" w:w="1300"/>
             <w:shd w:fill="2E5FA3" w:color="auto" w:val="clear"/>
             <w:tcMar>
               <w:top w:type="dxa" w:w="100"/>
@@ -1295,7 +1810,7 @@
         </w:tc>
         <w:tc>
           <w:tcPr>
-            <w:tcW w:type="dxa" w:w="7760"/>
+            <w:tcW w:type="dxa" w:w="4200"/>
             <w:shd w:fill="2E5FA3" w:color="auto" w:val="clear"/>
             <w:tcMar>
               <w:top w:type="dxa" w:w="100"/>
@@ -1317,11 +1832,35 @@
             </w:r>
           </w:p>
         </w:tc>
-      </w:tr>
-      <w:tr>
-        <w:tc>
-          <w:tcPr>
-            <w:tcW w:type="dxa" w:w="1600"/>
+        <w:tc>
+          <w:tcPr>
+            <w:tcW w:type="dxa" w:w="3860"/>
+            <w:shd w:fill="2E5FA3" w:color="auto" w:val="clear"/>
+            <w:tcMar>
+              <w:top w:type="dxa" w:w="100"/>
+              <w:left w:type="dxa" w:w="120"/>
+              <w:bottom w:type="dxa" w:w="100"/>
+              <w:right w:type="dxa" w:w="120"/>
+            </w:tcMar>
+          </w:tcPr>
+          <w:p>
+            <w:r>
+              <w:rPr>
+                <w:b/>
+                <w:bCs/>
+                <w:color w:val="FFFFFF"/>
+                <w:sz w:val="20"/>
+                <w:szCs w:val="20"/>
+              </w:rPr>
+              <w:t xml:space="preserve">Por quê</w:t>
+            </w:r>
+          </w:p>
+        </w:tc>
+      </w:tr>
+      <w:tr>
+        <w:tc>
+          <w:tcPr>
+            <w:tcW w:type="dxa" w:w="1300"/>
             <w:tcMar>
               <w:top w:type="dxa" w:w="100"/>
               <w:left w:type="dxa" w:w="120"/>
@@ -1338,35 +1877,57 @@
                 <w:szCs w:val="20"/>
               </w:rPr>
               <w:t xml:space="preserve">Células 1-4
-(Setup e features)</w:t>
-            </w:r>
-          </w:p>
-        </w:tc>
-        <w:tc>
-          <w:tcPr>
-            <w:tcW w:type="dxa" w:w="7760"/>
-            <w:tcMar>
-              <w:top w:type="dxa" w:w="100"/>
-              <w:left w:type="dxa" w:w="120"/>
-              <w:bottom w:type="dxa" w:w="100"/>
-              <w:right w:type="dxa" w:w="120"/>
-            </w:tcMar>
-          </w:tcPr>
-          <w:p>
-            <w:r>
-              <w:rPr>
-                <w:sz w:val="20"/>
-                <w:szCs w:val="20"/>
-              </w:rPr>
-              <w:t xml:space="preserve">19 features são construídas a partir do histórico (lags de 1 a 20 dias, médias e desvios móveis, retorno, dia da semana, dia, mês, volume defasado), sempre usando só dados já conhecidos até o dia anterior, sem vazamento.</w:t>
-            </w:r>
-          </w:p>
-        </w:tc>
-      </w:tr>
-      <w:tr>
-        <w:tc>
-          <w:tcPr>
-            <w:tcW w:type="dxa" w:w="1600"/>
+(Preparação e variáveis novas)</w:t>
+            </w:r>
+          </w:p>
+        </w:tc>
+        <w:tc>
+          <w:tcPr>
+            <w:tcW w:type="dxa" w:w="4200"/>
+            <w:tcMar>
+              <w:top w:type="dxa" w:w="100"/>
+              <w:left w:type="dxa" w:w="120"/>
+              <w:bottom w:type="dxa" w:w="100"/>
+              <w:right w:type="dxa" w:w="120"/>
+            </w:tcMar>
+          </w:tcPr>
+          <w:p>
+            <w:r>
+              <w:rPr>
+                <w:sz w:val="20"/>
+                <w:szCs w:val="20"/>
+              </w:rPr>
+              <w:t xml:space="preserve">São criadas 19 variáveis a partir do histórico, como o preço de dias anteriores, médias móveis, quanto o preço variou recentemente, e informações de calendário. Todas usam só o que já era conhecido até o dia anterior, sem espiar o futuro.</w:t>
+            </w:r>
+          </w:p>
+        </w:tc>
+        <w:tc>
+          <w:tcPr>
+            <w:tcW w:type="dxa" w:w="3860"/>
+            <w:tcMar>
+              <w:top w:type="dxa" w:w="100"/>
+              <w:left w:type="dxa" w:w="120"/>
+              <w:bottom w:type="dxa" w:w="100"/>
+              <w:right w:type="dxa" w:w="120"/>
+            </w:tcMar>
+          </w:tcPr>
+          <w:p>
+            <w:r>
+              <w:rPr>
+                <w:i/>
+                <w:iCs/>
+                <w:sz w:val="20"/>
+                <w:szCs w:val="20"/>
+              </w:rPr>
+              <w:t xml:space="preserve">Modelos de Machine Learning não enxergam tempo sozinhos, como os modelos estatísticos; por isso precisam que a informação temporal seja transformada em variáveis explícitas. Usar só o que era conhecido até o dia anterior evita que o treino veja informação do futuro.</w:t>
+            </w:r>
+          </w:p>
+        </w:tc>
+      </w:tr>
+      <w:tr>
+        <w:tc>
+          <w:tcPr>
+            <w:tcW w:type="dxa" w:w="1300"/>
             <w:shd w:fill="F2F4F7" w:color="auto" w:val="clear"/>
             <w:tcMar>
               <w:top w:type="dxa" w:w="100"/>
@@ -1384,36 +1945,59 @@
                 <w:szCs w:val="20"/>
               </w:rPr>
               <w:t xml:space="preserve">Células 5-8
-(Correlação das features com o alvo)</w:t>
-            </w:r>
-          </w:p>
-        </w:tc>
-        <w:tc>
-          <w:tcPr>
-            <w:tcW w:type="dxa" w:w="7760"/>
-            <w:shd w:fill="F2F4F7" w:color="auto" w:val="clear"/>
-            <w:tcMar>
-              <w:top w:type="dxa" w:w="100"/>
-              <w:left w:type="dxa" w:w="120"/>
-              <w:bottom w:type="dxa" w:w="100"/>
-              <w:right w:type="dxa" w:w="120"/>
-            </w:tcMar>
-          </w:tcPr>
-          <w:p>
-            <w:r>
-              <w:rPr>
-                <w:sz w:val="20"/>
-                <w:szCs w:val="20"/>
-              </w:rPr>
-              <w:t xml:space="preserve">Antes de treinar qualquer modelo, a correlação de cada feature com o alvo (target_h1) é calculada, e depois a correlação entre as próprias features. lag_1 até lag_20 e as médias móveis chegam a 0,99 de correlação entre si, ou seja, são altamente redundantes, esperado numa série não estacionária, onde tudo se move junto com a tendência.</w:t>
-            </w:r>
-          </w:p>
-        </w:tc>
-      </w:tr>
-      <w:tr>
-        <w:tc>
-          <w:tcPr>
-            <w:tcW w:type="dxa" w:w="1600"/>
+(As variáveis se parecem entre si)</w:t>
+            </w:r>
+          </w:p>
+        </w:tc>
+        <w:tc>
+          <w:tcPr>
+            <w:tcW w:type="dxa" w:w="4200"/>
+            <w:shd w:fill="F2F4F7" w:color="auto" w:val="clear"/>
+            <w:tcMar>
+              <w:top w:type="dxa" w:w="100"/>
+              <w:left w:type="dxa" w:w="120"/>
+              <w:bottom w:type="dxa" w:w="100"/>
+              <w:right w:type="dxa" w:w="120"/>
+            </w:tcMar>
+          </w:tcPr>
+          <w:p>
+            <w:r>
+              <w:rPr>
+                <w:sz w:val="20"/>
+                <w:szCs w:val="20"/>
+              </w:rPr>
+              <w:t xml:space="preserve">Antes de treinar qualquer modelo, é medido o quanto cada variável se relaciona com o que está sendo previsto, e o quanto as variáveis se parecem entre elas mesmas. O preço de 1 dia atrás e o de 20 dias atrás, junto com as médias móveis, chegam a 0,99 de semelhança entre si, praticamente repetindo a mesma informação. Isso é esperado numa série que muda tanto ao longo do tempo.</w:t>
+            </w:r>
+          </w:p>
+        </w:tc>
+        <w:tc>
+          <w:tcPr>
+            <w:tcW w:type="dxa" w:w="3860"/>
+            <w:shd w:fill="F2F4F7" w:color="auto" w:val="clear"/>
+            <w:tcMar>
+              <w:top w:type="dxa" w:w="100"/>
+              <w:left w:type="dxa" w:w="120"/>
+              <w:bottom w:type="dxa" w:w="100"/>
+              <w:right w:type="dxa" w:w="120"/>
+            </w:tcMar>
+          </w:tcPr>
+          <w:p>
+            <w:r>
+              <w:rPr>
+                <w:i/>
+                <w:iCs/>
+                <w:sz w:val="20"/>
+                <w:szCs w:val="20"/>
+              </w:rPr>
+              <w:t xml:space="preserve">Checar a semelhança entre as variáveis antes de treinar ajuda a explicar resultados estranhos mais tarde, como um modelo com 19 variáveis que mesmo assim não supera um modelo com uma só.</w:t>
+            </w:r>
+          </w:p>
+        </w:tc>
+      </w:tr>
+      <w:tr>
+        <w:tc>
+          <w:tcPr>
+            <w:tcW w:type="dxa" w:w="1300"/>
             <w:tcMar>
               <w:top w:type="dxa" w:w="100"/>
               <w:left w:type="dxa" w:w="120"/>
@@ -1430,35 +2014,57 @@
                 <w:szCs w:val="20"/>
               </w:rPr>
               <w:t xml:space="preserve">Células 9-10
-(Seleção do algoritmo)</w:t>
-            </w:r>
-          </w:p>
-        </w:tc>
-        <w:tc>
-          <w:tcPr>
-            <w:tcW w:type="dxa" w:w="7760"/>
-            <w:tcMar>
-              <w:top w:type="dxa" w:w="100"/>
-              <w:left w:type="dxa" w:w="120"/>
-              <w:bottom w:type="dxa" w:w="100"/>
-              <w:right w:type="dxa" w:w="120"/>
-            </w:tcMar>
-          </w:tcPr>
-          <w:p>
-            <w:r>
-              <w:rPr>
-                <w:sz w:val="20"/>
-                <w:szCs w:val="20"/>
-              </w:rPr>
-              <w:t xml:space="preserve">Quatro candidatos são comparados numa validação interna (últimos 40 dias de treino, sem tocar no teste real): Ridge, Random Forest, Gradient Boosting e XGBoost. O Ridge vence nos três horizontes.</w:t>
-            </w:r>
-          </w:p>
-        </w:tc>
-      </w:tr>
-      <w:tr>
-        <w:tc>
-          <w:tcPr>
-            <w:tcW w:type="dxa" w:w="1600"/>
+(Escolhendo o melhor modelo)</w:t>
+            </w:r>
+          </w:p>
+        </w:tc>
+        <w:tc>
+          <w:tcPr>
+            <w:tcW w:type="dxa" w:w="4200"/>
+            <w:tcMar>
+              <w:top w:type="dxa" w:w="100"/>
+              <w:left w:type="dxa" w:w="120"/>
+              <w:bottom w:type="dxa" w:w="100"/>
+              <w:right w:type="dxa" w:w="120"/>
+            </w:tcMar>
+          </w:tcPr>
+          <w:p>
+            <w:r>
+              <w:rPr>
+                <w:sz w:val="20"/>
+                <w:szCs w:val="20"/>
+              </w:rPr>
+              <w:t xml:space="preserve">Quatro modelos são testados só dentro do próprio treino, separando um pedaço final para conferir qual funciona melhor, sem tocar no teste de verdade: Ridge, Random Forest, Gradient Boosting e XGBoost. O Ridge vence nos três prazos.</w:t>
+            </w:r>
+          </w:p>
+        </w:tc>
+        <w:tc>
+          <w:tcPr>
+            <w:tcW w:type="dxa" w:w="3860"/>
+            <w:tcMar>
+              <w:top w:type="dxa" w:w="100"/>
+              <w:left w:type="dxa" w:w="120"/>
+              <w:bottom w:type="dxa" w:w="100"/>
+              <w:right w:type="dxa" w:w="120"/>
+            </w:tcMar>
+          </w:tcPr>
+          <w:p>
+            <w:r>
+              <w:rPr>
+                <w:i/>
+                <w:iCs/>
+                <w:sz w:val="20"/>
+                <w:szCs w:val="20"/>
+              </w:rPr>
+              <w:t xml:space="preserve">Testar os candidatos separadamente do teste final evita escolher o modelo espiando o resultado que será usado na avaliação, o que inflaria artificialmente a confiança no modelo escolhido.</w:t>
+            </w:r>
+          </w:p>
+        </w:tc>
+      </w:tr>
+      <w:tr>
+        <w:tc>
+          <w:tcPr>
+            <w:tcW w:type="dxa" w:w="1300"/>
             <w:shd w:fill="F2F4F7" w:color="auto" w:val="clear"/>
             <w:tcMar>
               <w:top w:type="dxa" w:w="100"/>
@@ -1476,36 +2082,59 @@
                 <w:szCs w:val="20"/>
               </w:rPr>
               <w:t xml:space="preserve">Células 11-13
-(Retreino final e walk-forward)</w:t>
-            </w:r>
-          </w:p>
-        </w:tc>
-        <w:tc>
-          <w:tcPr>
-            <w:tcW w:type="dxa" w:w="7760"/>
-            <w:shd w:fill="F2F4F7" w:color="auto" w:val="clear"/>
-            <w:tcMar>
-              <w:top w:type="dxa" w:w="100"/>
-              <w:left w:type="dxa" w:w="120"/>
-              <w:bottom w:type="dxa" w:w="100"/>
-              <w:right w:type="dxa" w:w="120"/>
-            </w:tcMar>
-          </w:tcPr>
-          <w:p>
-            <w:r>
-              <w:rPr>
-                <w:sz w:val="20"/>
-                <w:szCs w:val="20"/>
-              </w:rPr>
-              <w:t xml:space="preserve">O Ridge escolhido é retreinado com todo o histórico e avaliado nas mesmas 17 origens. Resultado: MAPE de 6,43% (h=1), 5,60% (h=2) e 7,71% (h=3), média de 6,58%, pior que o Naïve e bem atrás do Holt.</w:t>
-            </w:r>
-          </w:p>
-        </w:tc>
-      </w:tr>
-      <w:tr>
-        <w:tc>
-          <w:tcPr>
-            <w:tcW w:type="dxa" w:w="1600"/>
+(Treinando de vez e testando)</w:t>
+            </w:r>
+          </w:p>
+        </w:tc>
+        <w:tc>
+          <w:tcPr>
+            <w:tcW w:type="dxa" w:w="4200"/>
+            <w:shd w:fill="F2F4F7" w:color="auto" w:val="clear"/>
+            <w:tcMar>
+              <w:top w:type="dxa" w:w="100"/>
+              <w:left w:type="dxa" w:w="120"/>
+              <w:bottom w:type="dxa" w:w="100"/>
+              <w:right w:type="dxa" w:w="120"/>
+            </w:tcMar>
+          </w:tcPr>
+          <w:p>
+            <w:r>
+              <w:rPr>
+                <w:sz w:val="20"/>
+                <w:szCs w:val="20"/>
+              </w:rPr>
+              <w:t xml:space="preserve">O Ridge escolhido é treinado com todo o histórico e testado nos mesmos 17 dias. Resultado: errou em média 6,43% no dia seguinte, 5,60% em dois dias e 7,71% em três dias, uma média de 6,58%, pior que o modelo mais simples de todos (Naïve) e bem atrás do Holt.</w:t>
+            </w:r>
+          </w:p>
+        </w:tc>
+        <w:tc>
+          <w:tcPr>
+            <w:tcW w:type="dxa" w:w="3860"/>
+            <w:shd w:fill="F2F4F7" w:color="auto" w:val="clear"/>
+            <w:tcMar>
+              <w:top w:type="dxa" w:w="100"/>
+              <w:left w:type="dxa" w:w="120"/>
+              <w:bottom w:type="dxa" w:w="100"/>
+              <w:right w:type="dxa" w:w="120"/>
+            </w:tcMar>
+          </w:tcPr>
+          <w:p>
+            <w:r>
+              <w:rPr>
+                <w:i/>
+                <w:iCs/>
+                <w:sz w:val="20"/>
+                <w:szCs w:val="20"/>
+              </w:rPr>
+              <w:t xml:space="preserve">Depois de escolher o Ridge de forma justa, ele precisa ser testado no mesmo critério dos outros modelos (as 17 origens) para poder ser comparado com o Naïve e o Holt.</w:t>
+            </w:r>
+          </w:p>
+        </w:tc>
+      </w:tr>
+      <w:tr>
+        <w:tc>
+          <w:tcPr>
+            <w:tcW w:type="dxa" w:w="1300"/>
             <w:tcMar>
               <w:top w:type="dxa" w:w="100"/>
               <w:left w:type="dxa" w:w="120"/>
@@ -1522,35 +2151,57 @@
                 <w:szCs w:val="20"/>
               </w:rPr>
               <w:t xml:space="preserve">Células 14-15
-(Comparação com os outros candidatos)</w:t>
-            </w:r>
-          </w:p>
-        </w:tc>
-        <w:tc>
-          <w:tcPr>
-            <w:tcW w:type="dxa" w:w="7760"/>
-            <w:tcMar>
-              <w:top w:type="dxa" w:w="100"/>
-              <w:left w:type="dxa" w:w="120"/>
-              <w:bottom w:type="dxa" w:w="100"/>
-              <w:right w:type="dxa" w:w="120"/>
-            </w:tcMar>
-          </w:tcPr>
-          <w:p>
-            <w:r>
-              <w:rPr>
-                <w:sz w:val="20"/>
-                <w:szCs w:val="20"/>
-              </w:rPr>
-              <w:t xml:space="preserve">Para comparação, Random Forest, Gradient Boosting e XGBoost também são treinados com todo o histórico e avaliados nas mesmas 17 origens, mesmo sem terem vencido a seleção interna. Nenhum chega perto do Ridge: Random Forest 7,24% de MAPE médio, XGBoost 9,40%, Gradient Boosting 10,14%, o pior de todos.</w:t>
-            </w:r>
-          </w:p>
-        </w:tc>
-      </w:tr>
-      <w:tr>
-        <w:tc>
-          <w:tcPr>
-            <w:tcW w:type="dxa" w:w="1600"/>
+(Comparando com os outros modelos)</w:t>
+            </w:r>
+          </w:p>
+        </w:tc>
+        <w:tc>
+          <w:tcPr>
+            <w:tcW w:type="dxa" w:w="4200"/>
+            <w:tcMar>
+              <w:top w:type="dxa" w:w="100"/>
+              <w:left w:type="dxa" w:w="120"/>
+              <w:bottom w:type="dxa" w:w="100"/>
+              <w:right w:type="dxa" w:w="120"/>
+            </w:tcMar>
+          </w:tcPr>
+          <w:p>
+            <w:r>
+              <w:rPr>
+                <w:sz w:val="20"/>
+                <w:szCs w:val="20"/>
+              </w:rPr>
+              <w:t xml:space="preserve">Para efeito de comparação, Random Forest, Gradient Boosting e XGBoost também são treinados com todo o histórico e testados, mesmo sem terem vencido a etapa anterior. Nenhum chega perto do Ridge: Random Forest erra em média 7,24%, XGBoost 9,40%, e Gradient Boosting 10,14%, o pior de todos.</w:t>
+            </w:r>
+          </w:p>
+        </w:tc>
+        <w:tc>
+          <w:tcPr>
+            <w:tcW w:type="dxa" w:w="3860"/>
+            <w:tcMar>
+              <w:top w:type="dxa" w:w="100"/>
+              <w:left w:type="dxa" w:w="120"/>
+              <w:bottom w:type="dxa" w:w="100"/>
+              <w:right w:type="dxa" w:w="120"/>
+            </w:tcMar>
+          </w:tcPr>
+          <w:p>
+            <w:r>
+              <w:rPr>
+                <w:i/>
+                <w:iCs/>
+                <w:sz w:val="20"/>
+                <w:szCs w:val="20"/>
+              </w:rPr>
+              <w:t xml:space="preserve">Testar os outros três modelos mesmo sem terem vencido garante uma comparação honesta e completa, sem esconder um resultado só porque não foi o escolhido.</w:t>
+            </w:r>
+          </w:p>
+        </w:tc>
+      </w:tr>
+      <w:tr>
+        <w:tc>
+          <w:tcPr>
+            <w:tcW w:type="dxa" w:w="1300"/>
             <w:shd w:fill="F2F4F7" w:color="auto" w:val="clear"/>
             <w:tcMar>
               <w:top w:type="dxa" w:w="100"/>
@@ -1574,30 +2225,53 @@
         </w:tc>
         <w:tc>
           <w:tcPr>
-            <w:tcW w:type="dxa" w:w="7760"/>
-            <w:shd w:fill="F2F4F7" w:color="auto" w:val="clear"/>
-            <w:tcMar>
-              <w:top w:type="dxa" w:w="100"/>
-              <w:left w:type="dxa" w:w="120"/>
-              <w:bottom w:type="dxa" w:w="100"/>
-              <w:right w:type="dxa" w:w="120"/>
-            </w:tcMar>
-          </w:tcPr>
-          <w:p>
-            <w:r>
-              <w:rPr>
-                <w:sz w:val="20"/>
-                <w:szCs w:val="20"/>
-              </w:rPr>
-              <w:t xml:space="preserve">O Prophet decompõe a série em tendência mais sazonalidade, sem usar as features de lag. Ele superestima bastante o preço (MAPE médio de 37,33%), porque prioriza a tendência de alta do histórico e demora para reagir à queda recente da série.</w:t>
-            </w:r>
-          </w:p>
-        </w:tc>
-      </w:tr>
-      <w:tr>
-        <w:tc>
-          <w:tcPr>
-            <w:tcW w:type="dxa" w:w="1600"/>
+            <w:tcW w:type="dxa" w:w="4200"/>
+            <w:shd w:fill="F2F4F7" w:color="auto" w:val="clear"/>
+            <w:tcMar>
+              <w:top w:type="dxa" w:w="100"/>
+              <w:left w:type="dxa" w:w="120"/>
+              <w:bottom w:type="dxa" w:w="100"/>
+              <w:right w:type="dxa" w:w="120"/>
+            </w:tcMar>
+          </w:tcPr>
+          <w:p>
+            <w:r>
+              <w:rPr>
+                <w:sz w:val="20"/>
+                <w:szCs w:val="20"/>
+              </w:rPr>
+              <w:t xml:space="preserve">O Prophet separa a série em tendência mais um padrão que se repete, sem usar aquelas 19 variáveis. Ele erra bastante (37,33% em média), porque segue a tendência de alta do histórico e demora para perceber a queda recente do preço.</w:t>
+            </w:r>
+          </w:p>
+        </w:tc>
+        <w:tc>
+          <w:tcPr>
+            <w:tcW w:type="dxa" w:w="3860"/>
+            <w:shd w:fill="F2F4F7" w:color="auto" w:val="clear"/>
+            <w:tcMar>
+              <w:top w:type="dxa" w:w="100"/>
+              <w:left w:type="dxa" w:w="120"/>
+              <w:bottom w:type="dxa" w:w="100"/>
+              <w:right w:type="dxa" w:w="120"/>
+            </w:tcMar>
+          </w:tcPr>
+          <w:p>
+            <w:r>
+              <w:rPr>
+                <w:i/>
+                <w:iCs/>
+                <w:sz w:val="20"/>
+                <w:szCs w:val="20"/>
+              </w:rPr>
+              <w:t xml:space="preserve">O Prophet usa uma abordagem bem diferente (tendência mais sazonalidade, sem as 19 variáveis); testá-lo amplia a comparação para um tipo de modelo distinto dos outros.</w:t>
+            </w:r>
+          </w:p>
+        </w:tc>
+      </w:tr>
+      <w:tr>
+        <w:tc>
+          <w:tcPr>
+            <w:tcW w:type="dxa" w:w="1300"/>
             <w:tcMar>
               <w:top w:type="dxa" w:w="100"/>
               <w:left w:type="dxa" w:w="120"/>
@@ -1614,35 +2288,57 @@
                 <w:szCs w:val="20"/>
               </w:rPr>
               <w:t xml:space="preserve">Células 20-21
-(Interpretação do modelo)</w:t>
-            </w:r>
-          </w:p>
-        </w:tc>
-        <w:tc>
-          <w:tcPr>
-            <w:tcW w:type="dxa" w:w="7760"/>
-            <w:tcMar>
-              <w:top w:type="dxa" w:w="100"/>
-              <w:left w:type="dxa" w:w="120"/>
-              <w:bottom w:type="dxa" w:w="100"/>
-              <w:right w:type="dxa" w:w="120"/>
-            </w:tcMar>
-          </w:tcPr>
-          <w:p>
-            <w:r>
-              <w:rPr>
-                <w:sz w:val="20"/>
-                <w:szCs w:val="20"/>
-              </w:rPr>
-              <w:t xml:space="preserve">Os coeficientes do Ridge para h=1 mostram que lag_1 concentra praticamente todo o peso (0,961), com as demais features contribuindo muito pouco. Isso é reflexo direto da redundância vista na análise de correlação.</w:t>
-            </w:r>
-          </w:p>
-        </w:tc>
-      </w:tr>
-      <w:tr>
-        <w:tc>
-          <w:tcPr>
-            <w:tcW w:type="dxa" w:w="1600"/>
+(O que o modelo está usando)</w:t>
+            </w:r>
+          </w:p>
+        </w:tc>
+        <w:tc>
+          <w:tcPr>
+            <w:tcW w:type="dxa" w:w="4200"/>
+            <w:tcMar>
+              <w:top w:type="dxa" w:w="100"/>
+              <w:left w:type="dxa" w:w="120"/>
+              <w:bottom w:type="dxa" w:w="100"/>
+              <w:right w:type="dxa" w:w="120"/>
+            </w:tcMar>
+          </w:tcPr>
+          <w:p>
+            <w:r>
+              <w:rPr>
+                <w:sz w:val="20"/>
+                <w:szCs w:val="20"/>
+              </w:rPr>
+              <w:t xml:space="preserve">Olhando o que mais pesa na conta do Ridge para prever o dia seguinte: o preço de ontem sozinho já explica quase tudo, as outras 18 variáveis quase não fazem diferença. Isso é reflexo direto de elas se parecerem tanto entre si.</w:t>
+            </w:r>
+          </w:p>
+        </w:tc>
+        <w:tc>
+          <w:tcPr>
+            <w:tcW w:type="dxa" w:w="3860"/>
+            <w:tcMar>
+              <w:top w:type="dxa" w:w="100"/>
+              <w:left w:type="dxa" w:w="120"/>
+              <w:bottom w:type="dxa" w:w="100"/>
+              <w:right w:type="dxa" w:w="120"/>
+            </w:tcMar>
+          </w:tcPr>
+          <w:p>
+            <w:r>
+              <w:rPr>
+                <w:i/>
+                <w:iCs/>
+                <w:sz w:val="20"/>
+                <w:szCs w:val="20"/>
+              </w:rPr>
+              <w:t xml:space="preserve">Entender o que pesa mais na conta do Ridge explica, de forma concreta, por que ele não supera um modelo que só usa o preço de ontem: ele está, na prática, fazendo quase a mesma coisa, só que de um jeito mais complicado.</w:t>
+            </w:r>
+          </w:p>
+        </w:tc>
+      </w:tr>
+      <w:tr>
+        <w:tc>
+          <w:tcPr>
+            <w:tcW w:type="dxa" w:w="1300"/>
             <w:shd w:fill="F2F4F7" w:color="auto" w:val="clear"/>
             <w:tcMar>
               <w:top w:type="dxa" w:w="100"/>
@@ -1666,22 +2362,45 @@
         </w:tc>
         <w:tc>
           <w:tcPr>
-            <w:tcW w:type="dxa" w:w="7760"/>
-            <w:shd w:fill="F2F4F7" w:color="auto" w:val="clear"/>
-            <w:tcMar>
-              <w:top w:type="dxa" w:w="100"/>
-              <w:left w:type="dxa" w:w="120"/>
-              <w:bottom w:type="dxa" w:w="100"/>
-              <w:right w:type="dxa" w:w="120"/>
-            </w:tcMar>
-          </w:tcPr>
-          <w:p>
-            <w:r>
-              <w:rPr>
-                <w:sz w:val="20"/>
-                <w:szCs w:val="20"/>
-              </w:rPr>
-              <w:t xml:space="preserve">Consolida visualmente o MAPE por horizonte de todos os modelos de Machine Learning e do Prophet.</w:t>
+            <w:tcW w:type="dxa" w:w="4200"/>
+            <w:shd w:fill="F2F4F7" w:color="auto" w:val="clear"/>
+            <w:tcMar>
+              <w:top w:type="dxa" w:w="100"/>
+              <w:left w:type="dxa" w:w="120"/>
+              <w:bottom w:type="dxa" w:w="100"/>
+              <w:right w:type="dxa" w:w="120"/>
+            </w:tcMar>
+          </w:tcPr>
+          <w:p>
+            <w:r>
+              <w:rPr>
+                <w:sz w:val="20"/>
+                <w:szCs w:val="20"/>
+              </w:rPr>
+              <w:t xml:space="preserve">Junta num só gráfico o erro de todos os modelos de Machine Learning e do Prophet, por prazo.</w:t>
+            </w:r>
+          </w:p>
+        </w:tc>
+        <w:tc>
+          <w:tcPr>
+            <w:tcW w:type="dxa" w:w="3860"/>
+            <w:shd w:fill="F2F4F7" w:color="auto" w:val="clear"/>
+            <w:tcMar>
+              <w:top w:type="dxa" w:w="100"/>
+              <w:left w:type="dxa" w:w="120"/>
+              <w:bottom w:type="dxa" w:w="100"/>
+              <w:right w:type="dxa" w:w="120"/>
+            </w:tcMar>
+          </w:tcPr>
+          <w:p>
+            <w:r>
+              <w:rPr>
+                <w:i/>
+                <w:iCs/>
+                <w:sz w:val="20"/>
+                <w:szCs w:val="20"/>
+              </w:rPr>
+              <w:t xml:space="preserve">Visualizar tudo junto facilita comparar os quatro modelos de Machine Learning com o Prophet num único lugar.</w:t>
             </w:r>
           </w:p>
         </w:tc>
@@ -1693,7 +2412,7 @@
         <w:spacing w:after="200" w:before="400"/>
       </w:pPr>
       <w:r>
-        <w:t xml:space="preserve">Notebook 04 — Comparação Final</w:t>
+        <w:t xml:space="preserve">Notebook 04 — Comparação final entre todos os modelos</w:t>
       </w:r>
     </w:p>
     <w:p>
@@ -1701,7 +2420,7 @@
         <w:spacing w:after="160"/>
       </w:pPr>
       <w:r>
-        <w:t xml:space="preserve">Junta os resultados dos notebooks 02 e 03, todos calculados sobre as mesmas 17 origens, numa comparação única entre os 12 modelos.</w:t>
+        <w:t xml:space="preserve">Junta os resultados dos notebooks 02 e 03, testados nos mesmos 17 dias, numa comparação única entre os 12 modelos.</w:t>
       </w:r>
     </w:p>
     <w:tbl>
@@ -1717,8 +2436,9 @@
         </w:tblBorders>
       </w:tblPr>
       <w:tblGrid>
-        <w:gridCol w:w="1600"/>
-        <w:gridCol w:w="7760"/>
+        <w:gridCol w:w="1300"/>
+        <w:gridCol w:w="4200"/>
+        <w:gridCol w:w="3860"/>
       </w:tblGrid>
       <w:tr>
         <w:trPr>
@@ -1726,7 +2446,7 @@
         </w:trPr>
         <w:tc>
           <w:tcPr>
-            <w:tcW w:type="dxa" w:w="1600"/>
+            <w:tcW w:type="dxa" w:w="1300"/>
             <w:shd w:fill="2E5FA3" w:color="auto" w:val="clear"/>
             <w:tcMar>
               <w:top w:type="dxa" w:w="100"/>
@@ -1750,7 +2470,7 @@
         </w:tc>
         <w:tc>
           <w:tcPr>
-            <w:tcW w:type="dxa" w:w="7760"/>
+            <w:tcW w:type="dxa" w:w="4200"/>
             <w:shd w:fill="2E5FA3" w:color="auto" w:val="clear"/>
             <w:tcMar>
               <w:top w:type="dxa" w:w="100"/>
@@ -1772,11 +2492,35 @@
             </w:r>
           </w:p>
         </w:tc>
-      </w:tr>
-      <w:tr>
-        <w:tc>
-          <w:tcPr>
-            <w:tcW w:type="dxa" w:w="1600"/>
+        <w:tc>
+          <w:tcPr>
+            <w:tcW w:type="dxa" w:w="3860"/>
+            <w:shd w:fill="2E5FA3" w:color="auto" w:val="clear"/>
+            <w:tcMar>
+              <w:top w:type="dxa" w:w="100"/>
+              <w:left w:type="dxa" w:w="120"/>
+              <w:bottom w:type="dxa" w:w="100"/>
+              <w:right w:type="dxa" w:w="120"/>
+            </w:tcMar>
+          </w:tcPr>
+          <w:p>
+            <w:r>
+              <w:rPr>
+                <w:b/>
+                <w:bCs/>
+                <w:color w:val="FFFFFF"/>
+                <w:sz w:val="20"/>
+                <w:szCs w:val="20"/>
+              </w:rPr>
+              <w:t xml:space="preserve">Por quê</w:t>
+            </w:r>
+          </w:p>
+        </w:tc>
+      </w:tr>
+      <w:tr>
+        <w:tc>
+          <w:tcPr>
+            <w:tcW w:type="dxa" w:w="1300"/>
             <w:tcMar>
               <w:top w:type="dxa" w:w="100"/>
               <w:left w:type="dxa" w:w="120"/>
@@ -1793,35 +2537,57 @@
                 <w:szCs w:val="20"/>
               </w:rPr>
               <w:t xml:space="preserve">Células 1-5
-(Tabela de MAPE)</w:t>
-            </w:r>
-          </w:p>
-        </w:tc>
-        <w:tc>
-          <w:tcPr>
-            <w:tcW w:type="dxa" w:w="7760"/>
-            <w:tcMar>
-              <w:top w:type="dxa" w:w="100"/>
-              <w:left w:type="dxa" w:w="120"/>
-              <w:bottom w:type="dxa" w:w="100"/>
-              <w:right w:type="dxa" w:w="120"/>
-            </w:tcMar>
-          </w:tcPr>
-          <w:p>
-            <w:r>
-              <w:rPr>
-                <w:sz w:val="20"/>
-                <w:szCs w:val="20"/>
-              </w:rPr>
-              <w:t xml:space="preserve">Holt tem o menor MAPE médio (4,88%), seguido de ARIMA, SARIMA e SES (perto de 5,2%). O Naïve também é competitivo (5,30%). Ridge, Random Forest, XGBoost e Gradient Boosting ficam todos acima disso, e o Prophet é o pior de todos.</w:t>
-            </w:r>
-          </w:p>
-        </w:tc>
-      </w:tr>
-      <w:tr>
-        <w:tc>
-          <w:tcPr>
-            <w:tcW w:type="dxa" w:w="1600"/>
+(Tabela de erro em porcentagem)</w:t>
+            </w:r>
+          </w:p>
+        </w:tc>
+        <w:tc>
+          <w:tcPr>
+            <w:tcW w:type="dxa" w:w="4200"/>
+            <w:tcMar>
+              <w:top w:type="dxa" w:w="100"/>
+              <w:left w:type="dxa" w:w="120"/>
+              <w:bottom w:type="dxa" w:w="100"/>
+              <w:right w:type="dxa" w:w="120"/>
+            </w:tcMar>
+          </w:tcPr>
+          <w:p>
+            <w:r>
+              <w:rPr>
+                <w:sz w:val="20"/>
+                <w:szCs w:val="20"/>
+              </w:rPr>
+              <w:t xml:space="preserve">O Holt é o que menos erra (4,88% em média), seguido de perto por ARIMA, SARIMA e SES (perto de 5,2%). O Naïve também vai bem (5,30%). Ridge, Random Forest, XGBoost e Gradient Boosting ficam todos acima disso, e o Prophet é o pior de todos, de longe.</w:t>
+            </w:r>
+          </w:p>
+        </w:tc>
+        <w:tc>
+          <w:tcPr>
+            <w:tcW w:type="dxa" w:w="3860"/>
+            <w:tcMar>
+              <w:top w:type="dxa" w:w="100"/>
+              <w:left w:type="dxa" w:w="120"/>
+              <w:bottom w:type="dxa" w:w="100"/>
+              <w:right w:type="dxa" w:w="120"/>
+            </w:tcMar>
+          </w:tcPr>
+          <w:p>
+            <w:r>
+              <w:rPr>
+                <w:i/>
+                <w:iCs/>
+                <w:sz w:val="20"/>
+                <w:szCs w:val="20"/>
+              </w:rPr>
+              <w:t xml:space="preserve">É a primeira vez que todos os 12 modelos aparecem lado a lado, no mesmo critério, o que é necessário para eleger um modelo final.</w:t>
+            </w:r>
+          </w:p>
+        </w:tc>
+      </w:tr>
+      <w:tr>
+        <w:tc>
+          <w:tcPr>
+            <w:tcW w:type="dxa" w:w="1300"/>
             <w:shd w:fill="F2F4F7" w:color="auto" w:val="clear"/>
             <w:tcMar>
               <w:top w:type="dxa" w:w="100"/>
@@ -1839,36 +2605,59 @@
                 <w:szCs w:val="20"/>
               </w:rPr>
               <w:t xml:space="preserve">Células 6-7
-(Tabela de RMSE)</w:t>
-            </w:r>
-          </w:p>
-        </w:tc>
-        <w:tc>
-          <w:tcPr>
-            <w:tcW w:type="dxa" w:w="7760"/>
-            <w:shd w:fill="F2F4F7" w:color="auto" w:val="clear"/>
-            <w:tcMar>
-              <w:top w:type="dxa" w:w="100"/>
-              <w:left w:type="dxa" w:w="120"/>
-              <w:bottom w:type="dxa" w:w="100"/>
-              <w:right w:type="dxa" w:w="120"/>
-            </w:tcMar>
-          </w:tcPr>
-          <w:p>
-            <w:r>
-              <w:rPr>
-                <w:sz w:val="20"/>
-                <w:szCs w:val="20"/>
-              </w:rPr>
-              <w:t xml:space="preserve">Mesmo padrão em RMSE: Holt à frente, os modelos de Machine Learning atrás dos baselines e dos modelos clássicos.</w:t>
-            </w:r>
-          </w:p>
-        </w:tc>
-      </w:tr>
-      <w:tr>
-        <w:tc>
-          <w:tcPr>
-            <w:tcW w:type="dxa" w:w="1600"/>
+(Tabela de erro em dólar)</w:t>
+            </w:r>
+          </w:p>
+        </w:tc>
+        <w:tc>
+          <w:tcPr>
+            <w:tcW w:type="dxa" w:w="4200"/>
+            <w:shd w:fill="F2F4F7" w:color="auto" w:val="clear"/>
+            <w:tcMar>
+              <w:top w:type="dxa" w:w="100"/>
+              <w:left w:type="dxa" w:w="120"/>
+              <w:bottom w:type="dxa" w:w="100"/>
+              <w:right w:type="dxa" w:w="120"/>
+            </w:tcMar>
+          </w:tcPr>
+          <w:p>
+            <w:r>
+              <w:rPr>
+                <w:sz w:val="20"/>
+                <w:szCs w:val="20"/>
+              </w:rPr>
+              <w:t xml:space="preserve">O mesmo padrão se repete olhando o erro em dólar: Holt na frente, os modelos de Machine Learning atrás dos mais simples.</w:t>
+            </w:r>
+          </w:p>
+        </w:tc>
+        <w:tc>
+          <w:tcPr>
+            <w:tcW w:type="dxa" w:w="3860"/>
+            <w:shd w:fill="F2F4F7" w:color="auto" w:val="clear"/>
+            <w:tcMar>
+              <w:top w:type="dxa" w:w="100"/>
+              <w:left w:type="dxa" w:w="120"/>
+              <w:bottom w:type="dxa" w:w="100"/>
+              <w:right w:type="dxa" w:w="120"/>
+            </w:tcMar>
+          </w:tcPr>
+          <w:p>
+            <w:r>
+              <w:rPr>
+                <w:i/>
+                <w:iCs/>
+                <w:sz w:val="20"/>
+                <w:szCs w:val="20"/>
+              </w:rPr>
+              <w:t xml:space="preserve">Olhar o erro em dólar, além de porcentagem, ajuda a entender o impacto prático do erro, mais fácil de comunicar do que só uma porcentagem.</w:t>
+            </w:r>
+          </w:p>
+        </w:tc>
+      </w:tr>
+      <w:tr>
+        <w:tc>
+          <w:tcPr>
+            <w:tcW w:type="dxa" w:w="1300"/>
             <w:tcMar>
               <w:top w:type="dxa" w:w="100"/>
               <w:left w:type="dxa" w:w="120"/>
@@ -1885,35 +2674,57 @@
                 <w:szCs w:val="20"/>
               </w:rPr>
               <w:t xml:space="preserve">Células 8-9
-(Ganho relativo ao Naïve)</w:t>
-            </w:r>
-          </w:p>
-        </w:tc>
-        <w:tc>
-          <w:tcPr>
-            <w:tcW w:type="dxa" w:w="7760"/>
-            <w:tcMar>
-              <w:top w:type="dxa" w:w="100"/>
-              <w:left w:type="dxa" w:w="120"/>
-              <w:bottom w:type="dxa" w:w="100"/>
-              <w:right w:type="dxa" w:w="120"/>
-            </w:tcMar>
-          </w:tcPr>
-          <w:p>
-            <w:r>
-              <w:rPr>
-                <w:sz w:val="20"/>
-                <w:szCs w:val="20"/>
-              </w:rPr>
-              <w:t xml:space="preserve">Holt e SES superam o Naïve nos três horizontes, mas por margem pequena. A maioria dos outros modelos só ganha do Naïve em algum horizonte isolado, ou nunca ganha.</w:t>
-            </w:r>
-          </w:p>
-        </w:tc>
-      </w:tr>
-      <w:tr>
-        <w:tc>
-          <w:tcPr>
-            <w:tcW w:type="dxa" w:w="1600"/>
+(Quem ganha do modelo mais simples)</w:t>
+            </w:r>
+          </w:p>
+        </w:tc>
+        <w:tc>
+          <w:tcPr>
+            <w:tcW w:type="dxa" w:w="4200"/>
+            <w:tcMar>
+              <w:top w:type="dxa" w:w="100"/>
+              <w:left w:type="dxa" w:w="120"/>
+              <w:bottom w:type="dxa" w:w="100"/>
+              <w:right w:type="dxa" w:w="120"/>
+            </w:tcMar>
+          </w:tcPr>
+          <w:p>
+            <w:r>
+              <w:rPr>
+                <w:sz w:val="20"/>
+                <w:szCs w:val="20"/>
+              </w:rPr>
+              <w:t xml:space="preserve">Holt e SES conseguem errar menos que o Naïve nos três prazos, mas por uma margem pequena. A maioria dos outros só ganha do Naïve em algum prazo isolado, ou nunca ganha.</w:t>
+            </w:r>
+          </w:p>
+        </w:tc>
+        <w:tc>
+          <w:tcPr>
+            <w:tcW w:type="dxa" w:w="3860"/>
+            <w:tcMar>
+              <w:top w:type="dxa" w:w="100"/>
+              <w:left w:type="dxa" w:w="120"/>
+              <w:bottom w:type="dxa" w:w="100"/>
+              <w:right w:type="dxa" w:w="120"/>
+            </w:tcMar>
+          </w:tcPr>
+          <w:p>
+            <w:r>
+              <w:rPr>
+                <w:i/>
+                <w:iCs/>
+                <w:sz w:val="20"/>
+                <w:szCs w:val="20"/>
+              </w:rPr>
+              <w:t xml:space="preserve">O Naïve é o padrão mínimo esperado; verificar quem supera esse padrão, e por quanto, é o teste mais direto de saber se um modelo realmente agrega valor.</w:t>
+            </w:r>
+          </w:p>
+        </w:tc>
+      </w:tr>
+      <w:tr>
+        <w:tc>
+          <w:tcPr>
+            <w:tcW w:type="dxa" w:w="1300"/>
             <w:shd w:fill="F2F4F7" w:color="auto" w:val="clear"/>
             <w:tcMar>
               <w:top w:type="dxa" w:w="100"/>
@@ -1931,36 +2742,59 @@
                 <w:szCs w:val="20"/>
               </w:rPr>
               <w:t xml:space="preserve">Células 10-11
-(Erro por horizonte, gráfico)</w:t>
-            </w:r>
-          </w:p>
-        </w:tc>
-        <w:tc>
-          <w:tcPr>
-            <w:tcW w:type="dxa" w:w="7760"/>
-            <w:shd w:fill="F2F4F7" w:color="auto" w:val="clear"/>
-            <w:tcMar>
-              <w:top w:type="dxa" w:w="100"/>
-              <w:left w:type="dxa" w:w="120"/>
-              <w:bottom w:type="dxa" w:w="100"/>
-              <w:right w:type="dxa" w:w="120"/>
-            </w:tcMar>
-          </w:tcPr>
-          <w:p>
-            <w:r>
-              <w:rPr>
-                <w:sz w:val="20"/>
-                <w:szCs w:val="20"/>
-              </w:rPr>
-              <w:t xml:space="preserve">Prophet é o pior, seguido do Seasonal Naïve. Os outros modelos ficam próximos entre si, entre 4,4% e 7,7% de MAPE. A queda de 13,7% no fim do treino favorece os modelos que reagem rápido ao último preço.</w:t>
-            </w:r>
-          </w:p>
-        </w:tc>
-      </w:tr>
-      <w:tr>
-        <w:tc>
-          <w:tcPr>
-            <w:tcW w:type="dxa" w:w="1600"/>
+(Gráfico de erro por prazo)</w:t>
+            </w:r>
+          </w:p>
+        </w:tc>
+        <w:tc>
+          <w:tcPr>
+            <w:tcW w:type="dxa" w:w="4200"/>
+            <w:shd w:fill="F2F4F7" w:color="auto" w:val="clear"/>
+            <w:tcMar>
+              <w:top w:type="dxa" w:w="100"/>
+              <w:left w:type="dxa" w:w="120"/>
+              <w:bottom w:type="dxa" w:w="100"/>
+              <w:right w:type="dxa" w:w="120"/>
+            </w:tcMar>
+          </w:tcPr>
+          <w:p>
+            <w:r>
+              <w:rPr>
+                <w:sz w:val="20"/>
+                <w:szCs w:val="20"/>
+              </w:rPr>
+              <w:t xml:space="preserve">O Prophet é o pior, seguido do Seasonal Naïve. Os outros modelos ficam bem próximos entre si. A queda de 13,7% no fim do treino favorece quem reage rápido ao último preço conhecido.</w:t>
+            </w:r>
+          </w:p>
+        </w:tc>
+        <w:tc>
+          <w:tcPr>
+            <w:tcW w:type="dxa" w:w="3860"/>
+            <w:shd w:fill="F2F4F7" w:color="auto" w:val="clear"/>
+            <w:tcMar>
+              <w:top w:type="dxa" w:w="100"/>
+              <w:left w:type="dxa" w:w="120"/>
+              <w:bottom w:type="dxa" w:w="100"/>
+              <w:right w:type="dxa" w:w="120"/>
+            </w:tcMar>
+          </w:tcPr>
+          <w:p>
+            <w:r>
+              <w:rPr>
+                <w:i/>
+                <w:iCs/>
+                <w:sz w:val="20"/>
+                <w:szCs w:val="20"/>
+              </w:rPr>
+              <w:t xml:space="preserve">Olhar o erro separado por prazo mostra se algum modelo se sai melhor em previsões mais curtas ou mais longas, o que a média geral esconde.</w:t>
+            </w:r>
+          </w:p>
+        </w:tc>
+      </w:tr>
+      <w:tr>
+        <w:tc>
+          <w:tcPr>
+            <w:tcW w:type="dxa" w:w="1300"/>
             <w:tcMar>
               <w:top w:type="dxa" w:w="100"/>
               <w:left w:type="dxa" w:w="120"/>
@@ -1977,35 +2811,57 @@
                 <w:szCs w:val="20"/>
               </w:rPr>
               <w:t xml:space="preserve">Células 12-13
-(Ranking por RMSE)</w:t>
-            </w:r>
-          </w:p>
-        </w:tc>
-        <w:tc>
-          <w:tcPr>
-            <w:tcW w:type="dxa" w:w="7760"/>
-            <w:tcMar>
-              <w:top w:type="dxa" w:w="100"/>
-              <w:left w:type="dxa" w:w="120"/>
-              <w:bottom w:type="dxa" w:w="100"/>
-              <w:right w:type="dxa" w:w="120"/>
-            </w:tcMar>
-          </w:tcPr>
-          <w:p>
-            <w:r>
-              <w:rPr>
-                <w:sz w:val="20"/>
-                <w:szCs w:val="20"/>
-              </w:rPr>
-              <w:t xml:space="preserve">Gráfico de barras ordenando todos os modelos pelo RMSE médio entre os três horizontes, com uma linha marcando o RMSE do Naïve como referência.</w:t>
-            </w:r>
-          </w:p>
-        </w:tc>
-      </w:tr>
-      <w:tr>
-        <w:tc>
-          <w:tcPr>
-            <w:tcW w:type="dxa" w:w="1600"/>
+(Ranking final)</w:t>
+            </w:r>
+          </w:p>
+        </w:tc>
+        <w:tc>
+          <w:tcPr>
+            <w:tcW w:type="dxa" w:w="4200"/>
+            <w:tcMar>
+              <w:top w:type="dxa" w:w="100"/>
+              <w:left w:type="dxa" w:w="120"/>
+              <w:bottom w:type="dxa" w:w="100"/>
+              <w:right w:type="dxa" w:w="120"/>
+            </w:tcMar>
+          </w:tcPr>
+          <w:p>
+            <w:r>
+              <w:rPr>
+                <w:sz w:val="20"/>
+                <w:szCs w:val="20"/>
+              </w:rPr>
+              <w:t xml:space="preserve">Um gráfico de barras ordena todos os modelos do que menos erra para o que mais erra, com uma linha marcando onde fica o Naïve como referência.</w:t>
+            </w:r>
+          </w:p>
+        </w:tc>
+        <w:tc>
+          <w:tcPr>
+            <w:tcW w:type="dxa" w:w="3860"/>
+            <w:tcMar>
+              <w:top w:type="dxa" w:w="100"/>
+              <w:left w:type="dxa" w:w="120"/>
+              <w:bottom w:type="dxa" w:w="100"/>
+              <w:right w:type="dxa" w:w="120"/>
+            </w:tcMar>
+          </w:tcPr>
+          <w:p>
+            <w:r>
+              <w:rPr>
+                <w:i/>
+                <w:iCs/>
+                <w:sz w:val="20"/>
+                <w:szCs w:val="20"/>
+              </w:rPr>
+              <w:t xml:space="preserve">Um ranking visual torna mais fácil de comunicar, numa apresentação, qual modelo é o melhor sem precisar ler uma tabela de números.</w:t>
+            </w:r>
+          </w:p>
+        </w:tc>
+      </w:tr>
+      <w:tr>
+        <w:tc>
+          <w:tcPr>
+            <w:tcW w:type="dxa" w:w="1300"/>
             <w:shd w:fill="F2F4F7" w:color="auto" w:val="clear"/>
             <w:tcMar>
               <w:top w:type="dxa" w:w="100"/>
@@ -2023,36 +2879,59 @@
                 <w:szCs w:val="20"/>
               </w:rPr>
               <w:t xml:space="preserve">Células 14-15
-(Exemplo visual)</w:t>
-            </w:r>
-          </w:p>
-        </w:tc>
-        <w:tc>
-          <w:tcPr>
-            <w:tcW w:type="dxa" w:w="7760"/>
-            <w:shd w:fill="F2F4F7" w:color="auto" w:val="clear"/>
-            <w:tcMar>
-              <w:top w:type="dxa" w:w="100"/>
-              <w:left w:type="dxa" w:w="120"/>
-              <w:bottom w:type="dxa" w:w="100"/>
-              <w:right w:type="dxa" w:w="120"/>
-            </w:tcMar>
-          </w:tcPr>
-          <w:p>
-            <w:r>
-              <w:rPr>
-                <w:sz w:val="20"/>
-                <w:szCs w:val="20"/>
-              </w:rPr>
-              <w:t xml:space="preserve">Mostra as previsões de 3 origens diferentes lado a lado com o valor real, incluindo um caso em que o Ridge erra visivelmente mais que os modelos clássicos.</w:t>
-            </w:r>
-          </w:p>
-        </w:tc>
-      </w:tr>
-      <w:tr>
-        <w:tc>
-          <w:tcPr>
-            <w:tcW w:type="dxa" w:w="1600"/>
+(Exemplos visuais)</w:t>
+            </w:r>
+          </w:p>
+        </w:tc>
+        <w:tc>
+          <w:tcPr>
+            <w:tcW w:type="dxa" w:w="4200"/>
+            <w:shd w:fill="F2F4F7" w:color="auto" w:val="clear"/>
+            <w:tcMar>
+              <w:top w:type="dxa" w:w="100"/>
+              <w:left w:type="dxa" w:w="120"/>
+              <w:bottom w:type="dxa" w:w="100"/>
+              <w:right w:type="dxa" w:w="120"/>
+            </w:tcMar>
+          </w:tcPr>
+          <w:p>
+            <w:r>
+              <w:rPr>
+                <w:sz w:val="20"/>
+                <w:szCs w:val="20"/>
+              </w:rPr>
+              <w:t xml:space="preserve">Mostra as previsões de 3 dias diferentes lado a lado com o valor real, incluindo um caso em que o Ridge erra visivelmente mais que os modelos mais simples.</w:t>
+            </w:r>
+          </w:p>
+        </w:tc>
+        <w:tc>
+          <w:tcPr>
+            <w:tcW w:type="dxa" w:w="3860"/>
+            <w:shd w:fill="F2F4F7" w:color="auto" w:val="clear"/>
+            <w:tcMar>
+              <w:top w:type="dxa" w:w="100"/>
+              <w:left w:type="dxa" w:w="120"/>
+              <w:bottom w:type="dxa" w:w="100"/>
+              <w:right w:type="dxa" w:w="120"/>
+            </w:tcMar>
+          </w:tcPr>
+          <w:p>
+            <w:r>
+              <w:rPr>
+                <w:i/>
+                <w:iCs/>
+                <w:sz w:val="20"/>
+                <w:szCs w:val="20"/>
+              </w:rPr>
+              <w:t xml:space="preserve">Ver exemplos concretos de previsão versus valor real torna o erro dos modelos mais complexos mais tangível do que só olhar a média do MAPE.</w:t>
+            </w:r>
+          </w:p>
+        </w:tc>
+      </w:tr>
+      <w:tr>
+        <w:tc>
+          <w:tcPr>
+            <w:tcW w:type="dxa" w:w="1300"/>
             <w:tcMar>
               <w:top w:type="dxa" w:w="100"/>
               <w:left w:type="dxa" w:w="120"/>
@@ -2069,35 +2948,57 @@
                 <w:szCs w:val="20"/>
               </w:rPr>
               <w:t xml:space="preserve">Célula 16
-(Resultados consolidados)</w:t>
-            </w:r>
-          </w:p>
-        </w:tc>
-        <w:tc>
-          <w:tcPr>
-            <w:tcW w:type="dxa" w:w="7760"/>
-            <w:tcMar>
-              <w:top w:type="dxa" w:w="100"/>
-              <w:left w:type="dxa" w:w="120"/>
-              <w:bottom w:type="dxa" w:w="100"/>
-              <w:right w:type="dxa" w:w="120"/>
-            </w:tcMar>
-          </w:tcPr>
-          <w:p>
-            <w:r>
-              <w:rPr>
-                <w:sz w:val="20"/>
-                <w:szCs w:val="20"/>
-              </w:rPr>
-              <w:t xml:space="preserve">Nenhum modelo supera o Naïve de forma consistente nos três horizontes. Holt é o único que consegue isso, ainda que por pouco. Na prática, para esse horizonte curto, Holt oferece o melhor equilíbrio entre simplicidade e desempenho.</w:t>
-            </w:r>
-          </w:p>
-        </w:tc>
-      </w:tr>
-      <w:tr>
-        <w:tc>
-          <w:tcPr>
-            <w:tcW w:type="dxa" w:w="1600"/>
+(Conclusão dos resultados)</w:t>
+            </w:r>
+          </w:p>
+        </w:tc>
+        <w:tc>
+          <w:tcPr>
+            <w:tcW w:type="dxa" w:w="4200"/>
+            <w:tcMar>
+              <w:top w:type="dxa" w:w="100"/>
+              <w:left w:type="dxa" w:w="120"/>
+              <w:bottom w:type="dxa" w:w="100"/>
+              <w:right w:type="dxa" w:w="120"/>
+            </w:tcMar>
+          </w:tcPr>
+          <w:p>
+            <w:r>
+              <w:rPr>
+                <w:sz w:val="20"/>
+                <w:szCs w:val="20"/>
+              </w:rPr>
+              <w:t xml:space="preserve">Nenhum modelo ganha do Naïve nos três prazos ao mesmo tempo, exceto o Holt, ainda que por pouco. Na prática, para prever só 1 a 3 dias à frente, o Holt é o melhor equilíbrio entre simplicidade e acerto.</w:t>
+            </w:r>
+          </w:p>
+        </w:tc>
+        <w:tc>
+          <w:tcPr>
+            <w:tcW w:type="dxa" w:w="3860"/>
+            <w:tcMar>
+              <w:top w:type="dxa" w:w="100"/>
+              <w:left w:type="dxa" w:w="120"/>
+              <w:bottom w:type="dxa" w:w="100"/>
+              <w:right w:type="dxa" w:w="120"/>
+            </w:tcMar>
+          </w:tcPr>
+          <w:p>
+            <w:r>
+              <w:rPr>
+                <w:i/>
+                <w:iCs/>
+                <w:sz w:val="20"/>
+                <w:szCs w:val="20"/>
+              </w:rPr>
+              <w:t xml:space="preserve">Resumir o resultado numa frase de conclusão é o que orienta a decisão final: qual modelo usar.</w:t>
+            </w:r>
+          </w:p>
+        </w:tc>
+      </w:tr>
+      <w:tr>
+        <w:tc>
+          <w:tcPr>
+            <w:tcW w:type="dxa" w:w="1300"/>
             <w:shd w:fill="F2F4F7" w:color="auto" w:val="clear"/>
             <w:tcMar>
               <w:top w:type="dxa" w:w="100"/>
@@ -2115,28 +3016,51 @@
                 <w:szCs w:val="20"/>
               </w:rPr>
               <w:t xml:space="preserve">Célula 17
-(Hipótese do mercado eficiente)</w:t>
-            </w:r>
-          </w:p>
-        </w:tc>
-        <w:tc>
-          <w:tcPr>
-            <w:tcW w:type="dxa" w:w="7760"/>
-            <w:shd w:fill="F2F4F7" w:color="auto" w:val="clear"/>
-            <w:tcMar>
-              <w:top w:type="dxa" w:w="100"/>
-              <w:left w:type="dxa" w:w="120"/>
-              <w:bottom w:type="dxa" w:w="100"/>
-              <w:right w:type="dxa" w:w="120"/>
-            </w:tcMar>
-          </w:tcPr>
-          <w:p>
-            <w:r>
-              <w:rPr>
-                <w:sz w:val="20"/>
-                <w:szCs w:val="20"/>
-              </w:rPr>
-              <w:t xml:space="preserve">Conecta o resultado com a teoria: a série se comporta perto de um passeio aleatório, compatível com a hipótese do mercado eficiente (Fama, 1970) e com o que Malkiel descreve em A Random Walk Down Wall Street. Isso explica por que o Naïve e o Holt competem bem, e por que os modelos mais complexos, incluindo os quatro candidatos de Machine Learning, não conseguem superá-los de forma consistente.</w:t>
+(Por que isso acontece)</w:t>
+            </w:r>
+          </w:p>
+        </w:tc>
+        <w:tc>
+          <w:tcPr>
+            <w:tcW w:type="dxa" w:w="4200"/>
+            <w:shd w:fill="F2F4F7" w:color="auto" w:val="clear"/>
+            <w:tcMar>
+              <w:top w:type="dxa" w:w="100"/>
+              <w:left w:type="dxa" w:w="120"/>
+              <w:bottom w:type="dxa" w:w="100"/>
+              <w:right w:type="dxa" w:w="120"/>
+            </w:tcMar>
+          </w:tcPr>
+          <w:p>
+            <w:r>
+              <w:rPr>
+                <w:sz w:val="20"/>
+                <w:szCs w:val="20"/>
+              </w:rPr>
+              <w:t xml:space="preserve">Existe uma ideia conhecida em economia (a hipótese do mercado eficiente, de Fama, também discutida por Malkiel no livro A Random Walk Down Wall Street) que diz que o preço de uma ação já reflete tudo que se sabe até agora, então é muito difícil prever o próximo movimento usando só o histórico. Isso explica por que o Naïve e o Holt vão bem, e por que os modelos mais complexos, incluindo os quatro de Machine Learning, não conseguem superá-los de forma consistente.</w:t>
+            </w:r>
+          </w:p>
+        </w:tc>
+        <w:tc>
+          <w:tcPr>
+            <w:tcW w:type="dxa" w:w="3860"/>
+            <w:shd w:fill="F2F4F7" w:color="auto" w:val="clear"/>
+            <w:tcMar>
+              <w:top w:type="dxa" w:w="100"/>
+              <w:left w:type="dxa" w:w="120"/>
+              <w:bottom w:type="dxa" w:w="100"/>
+              <w:right w:type="dxa" w:w="120"/>
+            </w:tcMar>
+          </w:tcPr>
+          <w:p>
+            <w:r>
+              <w:rPr>
+                <w:i/>
+                <w:iCs/>
+                <w:sz w:val="20"/>
+                <w:szCs w:val="20"/>
+              </w:rPr>
+              <w:t xml:space="preserve">Explicar o motivo teórico por trás do resultado, e não só aceitar que os modelos simples venceram, dá mais confiança de que o resultado é esperado, e não um acaso ou um erro de metodologia.</w:t>
             </w:r>
           </w:p>
         </w:tc>
@@ -2148,7 +3072,7 @@
         <w:spacing w:after="200" w:before="400"/>
       </w:pPr>
       <w:r>
-        <w:t xml:space="preserve">Notebook 05 — Teste extra: features filtradas por correlação</w:t>
+        <w:t xml:space="preserve">Notebook 05 — Teste extra: reduzindo as variáveis do Ridge</w:t>
       </w:r>
     </w:p>
     <w:p>
@@ -2156,7 +3080,7 @@
         <w:spacing w:after="160"/>
       </w:pPr>
       <w:r>
-        <w:t xml:space="preserve">Notebook adicional, motivado pela redundância de features encontrada no notebook 03: será que filtrar as features melhora o Ridge?</w:t>
+        <w:t xml:space="preserve">Um notebook a mais, motivado pela semelhança entre as variáveis encontrada no notebook 03: será que usar menos variáveis, mas menos repetidas, melhora o Ridge?</w:t>
       </w:r>
     </w:p>
     <w:tbl>
@@ -2172,8 +3096,9 @@
         </w:tblBorders>
       </w:tblPr>
       <w:tblGrid>
-        <w:gridCol w:w="1600"/>
-        <w:gridCol w:w="7760"/>
+        <w:gridCol w:w="1300"/>
+        <w:gridCol w:w="4200"/>
+        <w:gridCol w:w="3860"/>
       </w:tblGrid>
       <w:tr>
         <w:trPr>
@@ -2181,7 +3106,7 @@
         </w:trPr>
         <w:tc>
           <w:tcPr>
-            <w:tcW w:type="dxa" w:w="1600"/>
+            <w:tcW w:type="dxa" w:w="1300"/>
             <w:shd w:fill="2E5FA3" w:color="auto" w:val="clear"/>
             <w:tcMar>
               <w:top w:type="dxa" w:w="100"/>
@@ -2205,7 +3130,7 @@
         </w:tc>
         <w:tc>
           <w:tcPr>
-            <w:tcW w:type="dxa" w:w="7760"/>
+            <w:tcW w:type="dxa" w:w="4200"/>
             <w:shd w:fill="2E5FA3" w:color="auto" w:val="clear"/>
             <w:tcMar>
               <w:top w:type="dxa" w:w="100"/>
@@ -2227,11 +3152,35 @@
             </w:r>
           </w:p>
         </w:tc>
-      </w:tr>
-      <w:tr>
-        <w:tc>
-          <w:tcPr>
-            <w:tcW w:type="dxa" w:w="1600"/>
+        <w:tc>
+          <w:tcPr>
+            <w:tcW w:type="dxa" w:w="3860"/>
+            <w:shd w:fill="2E5FA3" w:color="auto" w:val="clear"/>
+            <w:tcMar>
+              <w:top w:type="dxa" w:w="100"/>
+              <w:left w:type="dxa" w:w="120"/>
+              <w:bottom w:type="dxa" w:w="100"/>
+              <w:right w:type="dxa" w:w="120"/>
+            </w:tcMar>
+          </w:tcPr>
+          <w:p>
+            <w:r>
+              <w:rPr>
+                <w:b/>
+                <w:bCs/>
+                <w:color w:val="FFFFFF"/>
+                <w:sz w:val="20"/>
+                <w:szCs w:val="20"/>
+              </w:rPr>
+              <w:t xml:space="preserve">Por quê</w:t>
+            </w:r>
+          </w:p>
+        </w:tc>
+      </w:tr>
+      <w:tr>
+        <w:tc>
+          <w:tcPr>
+            <w:tcW w:type="dxa" w:w="1300"/>
             <w:tcMar>
               <w:top w:type="dxa" w:w="100"/>
               <w:left w:type="dxa" w:w="120"/>
@@ -2248,35 +3197,57 @@
                 <w:szCs w:val="20"/>
               </w:rPr>
               <w:t xml:space="preserve">Célula 0
-(Motivação)</w:t>
-            </w:r>
-          </w:p>
-        </w:tc>
-        <w:tc>
-          <w:tcPr>
-            <w:tcW w:type="dxa" w:w="7760"/>
-            <w:tcMar>
-              <w:top w:type="dxa" w:w="100"/>
-              <w:left w:type="dxa" w:w="120"/>
-              <w:bottom w:type="dxa" w:w="100"/>
-              <w:right w:type="dxa" w:w="120"/>
-            </w:tcMar>
-          </w:tcPr>
-          <w:p>
-            <w:r>
-              <w:rPr>
-                <w:sz w:val="20"/>
-                <w:szCs w:val="20"/>
-              </w:rPr>
-              <w:t xml:space="preserve">O notebook 03 mostrou features muito correlacionadas entre si, e o notebook 04 explicou o porquê (série próxima de um passeio aleatório). Este notebook testa, com números, se remover essa redundância muda o desempenho do Ridge.</w:t>
-            </w:r>
-          </w:p>
-        </w:tc>
-      </w:tr>
-      <w:tr>
-        <w:tc>
-          <w:tcPr>
-            <w:tcW w:type="dxa" w:w="1600"/>
+(Por que esse teste)</w:t>
+            </w:r>
+          </w:p>
+        </w:tc>
+        <w:tc>
+          <w:tcPr>
+            <w:tcW w:type="dxa" w:w="4200"/>
+            <w:tcMar>
+              <w:top w:type="dxa" w:w="100"/>
+              <w:left w:type="dxa" w:w="120"/>
+              <w:bottom w:type="dxa" w:w="100"/>
+              <w:right w:type="dxa" w:w="120"/>
+            </w:tcMar>
+          </w:tcPr>
+          <w:p>
+            <w:r>
+              <w:rPr>
+                <w:sz w:val="20"/>
+                <w:szCs w:val="20"/>
+              </w:rPr>
+              <w:t xml:space="preserve">O notebook 03 mostrou variáveis muito parecidas entre si, e o notebook 04 explicou o motivo (o preço muda tanto que tudo acaba se parecendo). Este notebook testa, com números, se tirar essa repetição muda o resultado do Ridge.</w:t>
+            </w:r>
+          </w:p>
+        </w:tc>
+        <w:tc>
+          <w:tcPr>
+            <w:tcW w:type="dxa" w:w="3860"/>
+            <w:tcMar>
+              <w:top w:type="dxa" w:w="100"/>
+              <w:left w:type="dxa" w:w="120"/>
+              <w:bottom w:type="dxa" w:w="100"/>
+              <w:right w:type="dxa" w:w="120"/>
+            </w:tcMar>
+          </w:tcPr>
+          <w:p>
+            <w:r>
+              <w:rPr>
+                <w:i/>
+                <w:iCs/>
+                <w:sz w:val="20"/>
+                <w:szCs w:val="20"/>
+              </w:rPr>
+              <w:t xml:space="preserve">Contextualizar o motivo do notebook evita que ele pareça um teste solto, desconectado do resto do case.</w:t>
+            </w:r>
+          </w:p>
+        </w:tc>
+      </w:tr>
+      <w:tr>
+        <w:tc>
+          <w:tcPr>
+            <w:tcW w:type="dxa" w:w="1300"/>
             <w:shd w:fill="F2F4F7" w:color="auto" w:val="clear"/>
             <w:tcMar>
               <w:top w:type="dxa" w:w="100"/>
@@ -2294,36 +3265,59 @@
                 <w:szCs w:val="20"/>
               </w:rPr>
               <w:t xml:space="preserve">Células 3-4
-(Seleção por correlação)</w:t>
-            </w:r>
-          </w:p>
-        </w:tc>
-        <w:tc>
-          <w:tcPr>
-            <w:tcW w:type="dxa" w:w="7760"/>
-            <w:shd w:fill="F2F4F7" w:color="auto" w:val="clear"/>
-            <w:tcMar>
-              <w:top w:type="dxa" w:w="100"/>
-              <w:left w:type="dxa" w:w="120"/>
-              <w:bottom w:type="dxa" w:w="100"/>
-              <w:right w:type="dxa" w:w="120"/>
-            </w:tcMar>
-          </w:tcPr>
-          <w:p>
-            <w:r>
-              <w:rPr>
-                <w:sz w:val="20"/>
-                <w:szCs w:val="20"/>
-              </w:rPr>
-              <w:t xml:space="preserve">Um filtro guloso mantém a feature mais correlacionada com o alvo de cada grupo redundante (correlação entre si acima de 0,9) e descarta o resto. De 19 features originais, sobraram 10.</w:t>
-            </w:r>
-          </w:p>
-        </w:tc>
-      </w:tr>
-      <w:tr>
-        <w:tc>
-          <w:tcPr>
-            <w:tcW w:type="dxa" w:w="1600"/>
+(Escolhendo menos variáveis)</w:t>
+            </w:r>
+          </w:p>
+        </w:tc>
+        <w:tc>
+          <w:tcPr>
+            <w:tcW w:type="dxa" w:w="4200"/>
+            <w:shd w:fill="F2F4F7" w:color="auto" w:val="clear"/>
+            <w:tcMar>
+              <w:top w:type="dxa" w:w="100"/>
+              <w:left w:type="dxa" w:w="120"/>
+              <w:bottom w:type="dxa" w:w="100"/>
+              <w:right w:type="dxa" w:w="120"/>
+            </w:tcMar>
+          </w:tcPr>
+          <w:p>
+            <w:r>
+              <w:rPr>
+                <w:sz w:val="20"/>
+                <w:szCs w:val="20"/>
+              </w:rPr>
+              <w:t xml:space="preserve">Um método simples mantém, de cada grupo de variáveis muito parecidas, só a que mais se relaciona com o que está sendo previsto, e descarta o resto. Das 19 variáveis originais, sobraram 10.</w:t>
+            </w:r>
+          </w:p>
+        </w:tc>
+        <w:tc>
+          <w:tcPr>
+            <w:tcW w:type="dxa" w:w="3860"/>
+            <w:shd w:fill="F2F4F7" w:color="auto" w:val="clear"/>
+            <w:tcMar>
+              <w:top w:type="dxa" w:w="100"/>
+              <w:left w:type="dxa" w:w="120"/>
+              <w:bottom w:type="dxa" w:w="100"/>
+              <w:right w:type="dxa" w:w="120"/>
+            </w:tcMar>
+          </w:tcPr>
+          <w:p>
+            <w:r>
+              <w:rPr>
+                <w:i/>
+                <w:iCs/>
+                <w:sz w:val="20"/>
+                <w:szCs w:val="20"/>
+              </w:rPr>
+              <w:t xml:space="preserve">Automatizar a escolha de quais variáveis manter, em vez de decidir manualmente, torna o processo repetível e menos sujeito a viés.</w:t>
+            </w:r>
+          </w:p>
+        </w:tc>
+      </w:tr>
+      <w:tr>
+        <w:tc>
+          <w:tcPr>
+            <w:tcW w:type="dxa" w:w="1300"/>
             <w:tcMar>
               <w:top w:type="dxa" w:w="100"/>
               <w:left w:type="dxa" w:w="120"/>
@@ -2340,35 +3334,57 @@
                 <w:szCs w:val="20"/>
               </w:rPr>
               <w:t xml:space="preserve">Células 5-6
-(Validação interna)</w:t>
-            </w:r>
-          </w:p>
-        </w:tc>
-        <w:tc>
-          <w:tcPr>
-            <w:tcW w:type="dxa" w:w="7760"/>
-            <w:tcMar>
-              <w:top w:type="dxa" w:w="100"/>
-              <w:left w:type="dxa" w:w="120"/>
-              <w:bottom w:type="dxa" w:w="100"/>
-              <w:right w:type="dxa" w:w="120"/>
-            </w:tcMar>
-          </w:tcPr>
-          <w:p>
-            <w:r>
-              <w:rPr>
-                <w:sz w:val="20"/>
-                <w:szCs w:val="20"/>
-              </w:rPr>
-              <w:t xml:space="preserve">Comparando Ridge com as 19 features contra o Ridge com as 10 filtradas, na mesma validação interna do notebook 03: o filtrado fica levemente melhor nos três horizontes (3,20/4,30/5,34 de RMSE contra 3,24/4,33/5,36).</w:t>
-            </w:r>
-          </w:p>
-        </w:tc>
-      </w:tr>
-      <w:tr>
-        <w:tc>
-          <w:tcPr>
-            <w:tcW w:type="dxa" w:w="1600"/>
+(Primeiro teste, dentro do treino)</w:t>
+            </w:r>
+          </w:p>
+        </w:tc>
+        <w:tc>
+          <w:tcPr>
+            <w:tcW w:type="dxa" w:w="4200"/>
+            <w:tcMar>
+              <w:top w:type="dxa" w:w="100"/>
+              <w:left w:type="dxa" w:w="120"/>
+              <w:bottom w:type="dxa" w:w="100"/>
+              <w:right w:type="dxa" w:w="120"/>
+            </w:tcMar>
+          </w:tcPr>
+          <w:p>
+            <w:r>
+              <w:rPr>
+                <w:sz w:val="20"/>
+                <w:szCs w:val="20"/>
+              </w:rPr>
+              <w:t xml:space="preserve">Comparando o Ridge com as 19 variáveis contra o Ridge com as 10 variáveis, só dentro do treino: a versão reduzida fica levemente melhor nos três prazos.</w:t>
+            </w:r>
+          </w:p>
+        </w:tc>
+        <w:tc>
+          <w:tcPr>
+            <w:tcW w:type="dxa" w:w="3860"/>
+            <w:tcMar>
+              <w:top w:type="dxa" w:w="100"/>
+              <w:left w:type="dxa" w:w="120"/>
+              <w:bottom w:type="dxa" w:w="100"/>
+              <w:right w:type="dxa" w:w="120"/>
+            </w:tcMar>
+          </w:tcPr>
+          <w:p>
+            <w:r>
+              <w:rPr>
+                <w:i/>
+                <w:iCs/>
+                <w:sz w:val="20"/>
+                <w:szCs w:val="20"/>
+              </w:rPr>
+              <w:t xml:space="preserve">Testar antes dentro do treino, sem tocar no teste de verdade, evita escolher a versão do Ridge (completa ou reduzida) espiando o resultado final.</w:t>
+            </w:r>
+          </w:p>
+        </w:tc>
+      </w:tr>
+      <w:tr>
+        <w:tc>
+          <w:tcPr>
+            <w:tcW w:type="dxa" w:w="1300"/>
             <w:shd w:fill="F2F4F7" w:color="auto" w:val="clear"/>
             <w:tcMar>
               <w:top w:type="dxa" w:w="100"/>
@@ -2386,36 +3402,59 @@
                 <w:szCs w:val="20"/>
               </w:rPr>
               <w:t xml:space="preserve">Células 7-9
-(Walk-forward)</w:t>
-            </w:r>
-          </w:p>
-        </w:tc>
-        <w:tc>
-          <w:tcPr>
-            <w:tcW w:type="dxa" w:w="7760"/>
-            <w:shd w:fill="F2F4F7" w:color="auto" w:val="clear"/>
-            <w:tcMar>
-              <w:top w:type="dxa" w:w="100"/>
-              <w:left w:type="dxa" w:w="120"/>
-              <w:bottom w:type="dxa" w:w="100"/>
-              <w:right w:type="dxa" w:w="120"/>
-            </w:tcMar>
-          </w:tcPr>
-          <w:p>
-            <w:r>
-              <w:rPr>
-                <w:sz w:val="20"/>
-                <w:szCs w:val="20"/>
-              </w:rPr>
-              <w:t xml:space="preserve">Na validação real de 17 origens, o filtrado melhora em h=1 e h=2 (6,25% e 5,45% de MAPE, contra 6,43% e 5,60%), mas praticamente empata em h=3 (7,77% contra 7,71%).</w:t>
-            </w:r>
-          </w:p>
-        </w:tc>
-      </w:tr>
-      <w:tr>
-        <w:tc>
-          <w:tcPr>
-            <w:tcW w:type="dxa" w:w="1600"/>
+(Teste de verdade, nos 17 dias)</w:t>
+            </w:r>
+          </w:p>
+        </w:tc>
+        <w:tc>
+          <w:tcPr>
+            <w:tcW w:type="dxa" w:w="4200"/>
+            <w:shd w:fill="F2F4F7" w:color="auto" w:val="clear"/>
+            <w:tcMar>
+              <w:top w:type="dxa" w:w="100"/>
+              <w:left w:type="dxa" w:w="120"/>
+              <w:bottom w:type="dxa" w:w="100"/>
+              <w:right w:type="dxa" w:w="120"/>
+            </w:tcMar>
+          </w:tcPr>
+          <w:p>
+            <w:r>
+              <w:rPr>
+                <w:sz w:val="20"/>
+                <w:szCs w:val="20"/>
+              </w:rPr>
+              <w:t xml:space="preserve">Na comparação real, a versão com menos variáveis melhora um pouco em 1 e 2 dias, mas fica praticamente igual em 3 dias.</w:t>
+            </w:r>
+          </w:p>
+        </w:tc>
+        <w:tc>
+          <w:tcPr>
+            <w:tcW w:type="dxa" w:w="3860"/>
+            <w:shd w:fill="F2F4F7" w:color="auto" w:val="clear"/>
+            <w:tcMar>
+              <w:top w:type="dxa" w:w="100"/>
+              <w:left w:type="dxa" w:w="120"/>
+              <w:bottom w:type="dxa" w:w="100"/>
+              <w:right w:type="dxa" w:w="120"/>
+            </w:tcMar>
+          </w:tcPr>
+          <w:p>
+            <w:r>
+              <w:rPr>
+                <w:i/>
+                <w:iCs/>
+                <w:sz w:val="20"/>
+                <w:szCs w:val="20"/>
+              </w:rPr>
+              <w:t xml:space="preserve">É o teste que realmente responde à pergunta do notebook: a versão reduzida generaliza melhor para dados novos, e não só para o treino?</w:t>
+            </w:r>
+          </w:p>
+        </w:tc>
+      </w:tr>
+      <w:tr>
+        <w:tc>
+          <w:tcPr>
+            <w:tcW w:type="dxa" w:w="1300"/>
             <w:tcMar>
               <w:top w:type="dxa" w:w="100"/>
               <w:left w:type="dxa" w:w="120"/>
@@ -2432,27 +3471,49 @@
                 <w:szCs w:val="20"/>
               </w:rPr>
               <w:t xml:space="preserve">Célula 10
-(Resultado)</w:t>
-            </w:r>
-          </w:p>
-        </w:tc>
-        <w:tc>
-          <w:tcPr>
-            <w:tcW w:type="dxa" w:w="7760"/>
-            <w:tcMar>
-              <w:top w:type="dxa" w:w="100"/>
-              <w:left w:type="dxa" w:w="120"/>
-              <w:bottom w:type="dxa" w:w="100"/>
-              <w:right w:type="dxa" w:w="120"/>
-            </w:tcMar>
-          </w:tcPr>
-          <w:p>
-            <w:r>
-              <w:rPr>
-                <w:sz w:val="20"/>
-                <w:szCs w:val="20"/>
-              </w:rPr>
-              <w:t xml:space="preserve">Filtrar ajuda um pouco, mas não muda o cenário: o Ridge filtrado continua bem acima do Holt (4,88% de MAPE médio). O teto de desempenho vem da natureza da série, não da quantidade de features.</w:t>
+(Conclusão)</w:t>
+            </w:r>
+          </w:p>
+        </w:tc>
+        <w:tc>
+          <w:tcPr>
+            <w:tcW w:type="dxa" w:w="4200"/>
+            <w:tcMar>
+              <w:top w:type="dxa" w:w="100"/>
+              <w:left w:type="dxa" w:w="120"/>
+              <w:bottom w:type="dxa" w:w="100"/>
+              <w:right w:type="dxa" w:w="120"/>
+            </w:tcMar>
+          </w:tcPr>
+          <w:p>
+            <w:r>
+              <w:rPr>
+                <w:sz w:val="20"/>
+                <w:szCs w:val="20"/>
+              </w:rPr>
+              <w:t xml:space="preserve">Usar menos variáveis ajuda um pouco, mas não muda o cenário: mesmo reduzido, o Ridge continua bem atrás do Holt. O motivo do erro não é ter variáveis demais, é a natureza do próprio preço.</w:t>
+            </w:r>
+          </w:p>
+        </w:tc>
+        <w:tc>
+          <w:tcPr>
+            <w:tcW w:type="dxa" w:w="3860"/>
+            <w:tcMar>
+              <w:top w:type="dxa" w:w="100"/>
+              <w:left w:type="dxa" w:w="120"/>
+              <w:bottom w:type="dxa" w:w="100"/>
+              <w:right w:type="dxa" w:w="120"/>
+            </w:tcMar>
+          </w:tcPr>
+          <w:p>
+            <w:r>
+              <w:rPr>
+                <w:i/>
+                <w:iCs/>
+                <w:sz w:val="20"/>
+                <w:szCs w:val="20"/>
+              </w:rPr>
+              <w:t xml:space="preserve">Fecha o teste com uma conclusão clara: vale reduzir as variáveis, mas isso sozinho não resolve o problema de fundo encontrado nos notebooks 03 e 04.</w:t>
             </w:r>
           </w:p>
         </w:tc>
@@ -2480,11 +3541,7 @@
         <w:spacing w:after="80"/>
       </w:pPr>
       <w:r>
-        <w:rPr>
-          <w:sz w:val="20"/>
-          <w:szCs w:val="20"/>
-        </w:rPr>
-        <w:t xml:space="preserve">O modelo mais simples (Holt) venceu 11 outros modelos, incluindo quatro candidatos de Machine Learning e o Prophet.</w:t>
+        <w:t xml:space="preserve">O modelo mais simples de todos (Holt) venceu outros 11 modelos, incluindo quatro modelos de Machine Learning e o Prophet.</w:t>
       </w:r>
     </w:p>
     <w:p>
@@ -2492,11 +3549,7 @@
         <w:spacing w:after="80"/>
       </w:pPr>
       <w:r>
-        <w:rPr>
-          <w:sz w:val="20"/>
-          <w:szCs w:val="20"/>
-        </w:rPr>
-        <w:t xml:space="preserve">Essa não é uma falha do case, é evidência convergente de várias frentes: a alta correlação entre features (notebook 03), o teste de filtragem que ajuda pouco (notebook 05), e a base teórica da hipótese do mercado eficiente (notebook 04). Todas apontam para a mesma conclusão: a série se comporta perto de um passeio aleatório, e o último preço conhecido é difícil de superar como preditor.</w:t>
+        <w:t xml:space="preserve">Isso não é uma falha do trabalho, é uma conclusão sustentada por vários pontos diferentes: as variáveis muito parecidas entre si (notebook 03), o teste que reduz variáveis e ajuda pouco (notebook 05), e uma teoria conhecida sobre como preços de ações se comportam (notebook 04). Tudo aponta para a mesma ideia: o preço muda de um jeito difícil de prever, e o último preço conhecido já é, sozinho, um bom ponto de partida, difícil de superar.</w:t>
       </w:r>
     </w:p>
     <w:p>
@@ -2504,11 +3557,7 @@
         <w:spacing w:after="80"/>
       </w:pPr>
       <w:r>
-        <w:rPr>
-          <w:sz w:val="20"/>
-          <w:szCs w:val="20"/>
-        </w:rPr>
-        <w:t xml:space="preserve">Para ir além disso, o caminho mais promissor não é testar mais modelos complexos sobre o mesmo alvo, e sim mudar o que está sendo previsto, por exemplo, direção do movimento (sobe ou desce) em vez do valor exato do preço.</w:t>
+        <w:t xml:space="preserve">Para melhorar de verdade, o caminho mais promissor não é testar mais modelos complicados tentando prever o mesmo preço, e sim mudar o que está sendo previsto, por exemplo, tentar prever se o preço vai subir ou descer, em vez do valor exato dele.</w:t>
       </w:r>
     </w:p>
     <w:sectPr>

--- a/Case 4/roteiro_apresentacao.docx
+++ b/Case 4/roteiro_apresentacao.docx
@@ -2034,7 +2034,7 @@
                 <w:sz w:val="20"/>
                 <w:szCs w:val="20"/>
               </w:rPr>
-              <w:t xml:space="preserve">Quatro modelos são testados só dentro do próprio treino, separando um pedaço final para conferir qual funciona melhor, sem tocar no teste de verdade: Ridge, Random Forest, Gradient Boosting e XGBoost. O Ridge vence nos três prazos.</w:t>
+              <w:t xml:space="preserve">Três modelos são testados só dentro do próprio treino, separando um pedaço final para conferir qual funciona melhor, sem tocar no teste de verdade: Ridge, Random Forest e Gradient Boosting. O Ridge vence nos três prazos.</w:t>
             </w:r>
           </w:p>
         </w:tc>
@@ -2171,29 +2171,29 @@
                 <w:sz w:val="20"/>
                 <w:szCs w:val="20"/>
               </w:rPr>
-              <w:t xml:space="preserve">Para efeito de comparação, Random Forest, Gradient Boosting e XGBoost também são treinados com todo o histórico e testados, mesmo sem terem vencido a etapa anterior. Nenhum chega perto do Ridge: Random Forest erra em média 7,24%, XGBoost 9,40%, e Gradient Boosting 10,14%, o pior de todos.</w:t>
-            </w:r>
-          </w:p>
-        </w:tc>
-        <w:tc>
-          <w:tcPr>
-            <w:tcW w:type="dxa" w:w="3860"/>
-            <w:tcMar>
-              <w:top w:type="dxa" w:w="100"/>
-              <w:left w:type="dxa" w:w="120"/>
-              <w:bottom w:type="dxa" w:w="100"/>
-              <w:right w:type="dxa" w:w="120"/>
-            </w:tcMar>
-          </w:tcPr>
-          <w:p>
-            <w:r>
-              <w:rPr>
-                <w:i/>
-                <w:iCs/>
-                <w:sz w:val="20"/>
-                <w:szCs w:val="20"/>
-              </w:rPr>
-              <w:t xml:space="preserve">Testar os outros três modelos mesmo sem terem vencido garante uma comparação honesta e completa, sem esconder um resultado só porque não foi o escolhido.</w:t>
+              <w:t xml:space="preserve">Para efeito de comparação, Random Forest e Gradient Boosting também são treinados com todo o histórico e testados, mesmo sem terem vencido a etapa anterior. Nenhum chega perto do Ridge: Random Forest erra em média 7,24%, e Gradient Boosting 10,14%, o pior dos dois.</w:t>
+            </w:r>
+          </w:p>
+        </w:tc>
+        <w:tc>
+          <w:tcPr>
+            <w:tcW w:type="dxa" w:w="3860"/>
+            <w:tcMar>
+              <w:top w:type="dxa" w:w="100"/>
+              <w:left w:type="dxa" w:w="120"/>
+              <w:bottom w:type="dxa" w:w="100"/>
+              <w:right w:type="dxa" w:w="120"/>
+            </w:tcMar>
+          </w:tcPr>
+          <w:p>
+            <w:r>
+              <w:rPr>
+                <w:i/>
+                <w:iCs/>
+                <w:sz w:val="20"/>
+                <w:szCs w:val="20"/>
+              </w:rPr>
+              <w:t xml:space="preserve">Testar os outros dois modelos mesmo sem terem vencido garante uma comparação honesta e completa, sem esconder um resultado só porque não foi o escolhido.</w:t>
             </w:r>
           </w:p>
         </w:tc>
@@ -2400,7 +2400,7 @@
                 <w:sz w:val="20"/>
                 <w:szCs w:val="20"/>
               </w:rPr>
-              <w:t xml:space="preserve">Visualizar tudo junto facilita comparar os quatro modelos de Machine Learning com o Prophet num único lugar.</w:t>
+              <w:t xml:space="preserve">Visualizar tudo junto facilita comparar os três modelos de Machine Learning com o Prophet num único lugar.</w:t>
             </w:r>
           </w:p>
         </w:tc>
@@ -2420,7 +2420,7 @@
         <w:spacing w:after="160"/>
       </w:pPr>
       <w:r>
-        <w:t xml:space="preserve">Junta os resultados dos notebooks 02 e 03, testados nos mesmos 17 dias, numa comparação única entre os 12 modelos.</w:t>
+        <w:t xml:space="preserve">Junta os resultados dos notebooks 02 e 03, testados nos mesmos 17 dias, numa comparação única entre os 11 modelos.</w:t>
       </w:r>
     </w:p>
     <w:tbl>
@@ -2557,29 +2557,29 @@
                 <w:sz w:val="20"/>
                 <w:szCs w:val="20"/>
               </w:rPr>
-              <w:t xml:space="preserve">O Holt é o que menos erra (4,88% em média), seguido de perto por ARIMA, SARIMA e SES (perto de 5,2%). O Naïve também vai bem (5,30%). Ridge, Random Forest, XGBoost e Gradient Boosting ficam todos acima disso, e o Prophet é o pior de todos, de longe.</w:t>
-            </w:r>
-          </w:p>
-        </w:tc>
-        <w:tc>
-          <w:tcPr>
-            <w:tcW w:type="dxa" w:w="3860"/>
-            <w:tcMar>
-              <w:top w:type="dxa" w:w="100"/>
-              <w:left w:type="dxa" w:w="120"/>
-              <w:bottom w:type="dxa" w:w="100"/>
-              <w:right w:type="dxa" w:w="120"/>
-            </w:tcMar>
-          </w:tcPr>
-          <w:p>
-            <w:r>
-              <w:rPr>
-                <w:i/>
-                <w:iCs/>
-                <w:sz w:val="20"/>
-                <w:szCs w:val="20"/>
-              </w:rPr>
-              <w:t xml:space="preserve">É a primeira vez que todos os 12 modelos aparecem lado a lado, no mesmo critério, o que é necessário para eleger um modelo final.</w:t>
+              <w:t xml:space="preserve">O Holt é o que menos erra (4,88% em média), seguido de perto por ARIMA, SARIMA e SES (perto de 5,2%). O Naïve também vai bem (5,30%). Ridge, Random Forest e Gradient Boosting ficam todos acima disso, e o Prophet é o pior de todos, de longe.</w:t>
+            </w:r>
+          </w:p>
+        </w:tc>
+        <w:tc>
+          <w:tcPr>
+            <w:tcW w:type="dxa" w:w="3860"/>
+            <w:tcMar>
+              <w:top w:type="dxa" w:w="100"/>
+              <w:left w:type="dxa" w:w="120"/>
+              <w:bottom w:type="dxa" w:w="100"/>
+              <w:right w:type="dxa" w:w="120"/>
+            </w:tcMar>
+          </w:tcPr>
+          <w:p>
+            <w:r>
+              <w:rPr>
+                <w:i/>
+                <w:iCs/>
+                <w:sz w:val="20"/>
+                <w:szCs w:val="20"/>
+              </w:rPr>
+              <w:t xml:space="preserve">É a primeira vez que todos os 11 modelos aparecem lado a lado, no mesmo critério, o que é necessário para eleger um modelo final.</w:t>
             </w:r>
           </w:p>
         </w:tc>
@@ -3037,7 +3037,7 @@
                 <w:sz w:val="20"/>
                 <w:szCs w:val="20"/>
               </w:rPr>
-              <w:t xml:space="preserve">Existe uma ideia conhecida em economia (a hipótese do mercado eficiente, de Fama, também discutida por Malkiel no livro A Random Walk Down Wall Street) que diz que o preço de uma ação já reflete tudo que se sabe até agora, então é muito difícil prever o próximo movimento usando só o histórico. Isso explica por que o Naïve e o Holt vão bem, e por que os modelos mais complexos, incluindo os quatro de Machine Learning, não conseguem superá-los de forma consistente.</w:t>
+              <w:t xml:space="preserve">Existe uma ideia conhecida em economia (a hipótese do mercado eficiente, de Fama, também discutida por Malkiel no livro A Random Walk Down Wall Street) que diz que o preço de uma ação já reflete tudo que se sabe até agora, então é muito difícil prever o próximo movimento usando só o histórico. Isso explica por que o Naïve e o Holt vão bem, e por que os modelos mais complexos, incluindo os três de Machine Learning, não conseguem superá-los de forma consistente.</w:t>
             </w:r>
           </w:p>
         </w:tc>
@@ -3541,7 +3541,7 @@
         <w:spacing w:after="80"/>
       </w:pPr>
       <w:r>
-        <w:t xml:space="preserve">O modelo mais simples de todos (Holt) venceu outros 11 modelos, incluindo quatro modelos de Machine Learning e o Prophet.</w:t>
+        <w:t xml:space="preserve">O modelo mais simples de todos (Holt) venceu outros 10 modelos, incluindo três modelos de Machine Learning e o Prophet.</w:t>
       </w:r>
     </w:p>
     <w:p>
